--- a/chapters/exports/02-program.docx
+++ b/chapters/exports/02-program.docx
@@ -23,15 +23,12 @@
         <w:pStyle w:val="Heading2"/>
       </w:pPr>
       <w:r>
-        <w:t xml:space="preserve">1.1	</w:t>
-      </w:r>
-      <w:r>
         <w:t xml:space="preserve">Key Concepts</w:t>
       </w:r>
     </w:p>
     <w:p>
       <w:r>
-        <w:t xml:space="preserve">Key concepts in this document include</w:t>
+        <w:t xml:space="preserve">Key concepts in this document include:</w:t>
       </w:r>
     </w:p>
     <w:p>
@@ -39,7 +36,7 @@
         <w:pStyle w:val="ListParagraph"/>
         <w:numPr>
           <w:ilvl w:val="0"/>
-          <w:numId w:val="14"/>
+          <w:numId w:val="15"/>
         </w:numPr>
       </w:pPr>
       <w:r>
@@ -58,7 +55,7 @@
         <w:pStyle w:val="ListParagraph"/>
         <w:numPr>
           <w:ilvl w:val="0"/>
-          <w:numId w:val="14"/>
+          <w:numId w:val="15"/>
         </w:numPr>
       </w:pPr>
       <w:r>
@@ -77,7 +74,7 @@
         <w:pStyle w:val="ListParagraph"/>
         <w:numPr>
           <w:ilvl w:val="0"/>
-          <w:numId w:val="14"/>
+          <w:numId w:val="15"/>
         </w:numPr>
       </w:pPr>
       <w:r>
@@ -96,7 +93,7 @@
         <w:pStyle w:val="ListParagraph"/>
         <w:numPr>
           <w:ilvl w:val="0"/>
-          <w:numId w:val="14"/>
+          <w:numId w:val="15"/>
         </w:numPr>
       </w:pPr>
       <w:r>
@@ -137,9 +134,6 @@
         <w:pStyle w:val="Heading2"/>
       </w:pPr>
       <w:r>
-        <w:t xml:space="preserve">1.2	</w:t>
-      </w:r>
-      <w:r>
         <w:t xml:space="preserve">Background</w:t>
       </w:r>
     </w:p>
@@ -147,7 +141,7 @@
       <w:r>
         <w:t xml:space="preserve">The Forest Business Alliance (FBA) created this chapter to help grant seekers, program/project managers, and business owners design projects for submission to CAL FIRE’s Wood Products and Bioenergy Business and Workforce Development Grant </w:t>
       </w:r>
-      <w:hyperlink w:history="1" r:id="rId6l5giqduhsu30asugsdkm">
+      <w:hyperlink w:history="1" r:id="rIdbf0tszrmqvwvkv_k65jvq">
         <w:r>
           <w:rPr>
             <w:rStyle w:val="Hyperlink"/>
@@ -158,7 +152,7 @@
       <w:r>
         <w:t xml:space="preserve">. These guidance documents may also be useful for the USDA Forest Service’s Wood Innovation </w:t>
       </w:r>
-      <w:hyperlink w:history="1" r:id="rIditvbp9bubrifhvgxllmfr">
+      <w:hyperlink w:history="1" r:id="rIdzhpzt9xqioy_shmkhqaod">
         <w:r>
           <w:rPr>
             <w:rStyle w:val="Hyperlink"/>
@@ -251,7 +245,7 @@
         <w:pStyle w:val="ListParagraph"/>
         <w:numPr>
           <w:ilvl w:val="0"/>
-          <w:numId w:val="15"/>
+          <w:numId w:val="16"/>
         </w:numPr>
       </w:pPr>
       <w:r>
@@ -263,7 +257,7 @@
         <w:pStyle w:val="ListParagraph"/>
         <w:numPr>
           <w:ilvl w:val="0"/>
-          <w:numId w:val="15"/>
+          <w:numId w:val="16"/>
         </w:numPr>
       </w:pPr>
       <w:r>
@@ -275,7 +269,7 @@
         <w:pStyle w:val="ListParagraph"/>
         <w:numPr>
           <w:ilvl w:val="0"/>
-          <w:numId w:val="15"/>
+          <w:numId w:val="16"/>
         </w:numPr>
       </w:pPr>
       <w:r>
@@ -287,7 +281,7 @@
         <w:pStyle w:val="ListParagraph"/>
         <w:numPr>
           <w:ilvl w:val="0"/>
-          <w:numId w:val="15"/>
+          <w:numId w:val="16"/>
         </w:numPr>
       </w:pPr>
       <w:r>
@@ -299,7 +293,7 @@
         <w:pStyle w:val="ListParagraph"/>
         <w:numPr>
           <w:ilvl w:val="0"/>
-          <w:numId w:val="15"/>
+          <w:numId w:val="16"/>
         </w:numPr>
       </w:pPr>
       <w:r>
@@ -311,7 +305,7 @@
         <w:pStyle w:val="ListParagraph"/>
         <w:numPr>
           <w:ilvl w:val="0"/>
-          <w:numId w:val="15"/>
+          <w:numId w:val="16"/>
         </w:numPr>
       </w:pPr>
       <w:r>
@@ -331,7 +325,7 @@
         <w:t xml:space="preserve">(</w:t>
       </w:r>
       <w:r>
-        <w:t xml:space="preserve">CMP, 2020</w:t>
+        <w:t xml:space="preserve">CMP, 2025</w:t>
       </w:r>
       <w:r>
         <w:t xml:space="preserve">)</w:t>
@@ -387,9 +381,6 @@
         <w:pStyle w:val="Heading2"/>
       </w:pPr>
       <w:r>
-        <w:t xml:space="preserve">1.3	</w:t>
-      </w:r>
-      <w:r>
         <w:t xml:space="preserve">Assessment</w:t>
       </w:r>
     </w:p>
@@ -397,7 +388,7 @@
       <w:r>
         <w:t xml:space="preserve">Program planning typically begins with a participatory assessment of your business and organization and with the board, stakeholders, and clients. Conducting a thorough situation or problem analysis is central to your assessment. Your organization or business should review available evidence to complete your analysis, identifying the direct threats, core problems, and indirect threats, also known as drivers and causes. Evidence can be in many formats, for example </w:t>
       </w:r>
-      <w:hyperlink w:history="1" r:id="rIdprq7z-rgxjat2oqsce0cb">
+      <w:hyperlink w:history="1" r:id="rIdmvrfz0ikuxzsk8mal3vej">
         <w:r>
           <w:rPr>
             <w:rStyle w:val="Hyperlink"/>
@@ -472,7 +463,7 @@
         <w:t xml:space="preserve">We recommend you review pages 13 through 24 of the Open Standards </w:t>
       </w:r>
       <w:r>
-        <w:t xml:space="preserve">CMP (2020)</w:t>
+        <w:t xml:space="preserve">CMP (2025)</w:t>
       </w:r>
       <w:r>
         <w:t xml:space="preserve">, which provides an excellent primer on assessment.</w:t>
@@ -539,7 +530,7 @@
           <w:b/>
           <w:bCs/>
         </w:rPr>
-        <w:t xml:space="preserve">1.1</w:t>
+        <w:t xml:space="preserve">1</w:t>
       </w:r>
       <w:r>
         <w:rPr>
@@ -563,7 +554,7 @@
         <w:t xml:space="preserve">Figure </w:t>
       </w:r>
       <w:r>
-        <w:t xml:space="preserve">1.1</w:t>
+        <w:t xml:space="preserve">1</w:t>
       </w:r>
       <w:r>
         <w:t xml:space="preserve">). When presented visually, this analysis is more powerful. Both tools can explore and ultimately illustrate a program and its context. The model should illustrate the main cause-and-effect relationships and include the most important details, yet be as simple as possible. To the degree that it is feasible and useful, you should identify the actors behind key factors and discuss assumptions between the relationship factors. For example, in </w:t>
@@ -572,7 +563,7 @@
         <w:t xml:space="preserve">Figure </w:t>
       </w:r>
       <w:r>
-        <w:t xml:space="preserve">1.1</w:t>
+        <w:t xml:space="preserve">1</w:t>
       </w:r>
       <w:r>
         <w:t xml:space="preserve"> arrows are essentially assumptions about the relationships between boxes in the assessment, e.g., tree mortality leads to increased fuel in a stand and alters the fire regime, especially in the absence of fire.</w:t>
@@ -586,7 +577,7 @@
         <w:t xml:space="preserve">Figure </w:t>
       </w:r>
       <w:r>
-        <w:t xml:space="preserve">1.2</w:t>
+        <w:t xml:space="preserve">2</w:t>
       </w:r>
       <w:r>
         <w:t xml:space="preserve"> depicts a conservation-focused model, a business can easily adapt it to suit its business model. The drivers and threats to healthy forests will remain the same in a forested system, but the strategy, scope, and targets may change. For instance, a wood products business may be focused on utilizing the wood removed by thinning projects and possibly increasing workforce capacity. Adapting the situation model to a forest business may look like </w:t>
@@ -595,7 +586,7 @@
         <w:t xml:space="preserve">Figure </w:t>
       </w:r>
       <w:r>
-        <w:t xml:space="preserve">1.2</w:t>
+        <w:t xml:space="preserve">2</w:t>
       </w:r>
       <w:r>
         <w:t xml:space="preserve">.</w:t>
@@ -662,7 +653,7 @@
           <w:b/>
           <w:bCs/>
         </w:rPr>
-        <w:t xml:space="preserve">1.2</w:t>
+        <w:t xml:space="preserve">2</w:t>
       </w:r>
       <w:r>
         <w:rPr>
@@ -686,7 +677,7 @@
         <w:t xml:space="preserve">Figure </w:t>
       </w:r>
       <w:r>
-        <w:t xml:space="preserve">1.3</w:t>
+        <w:t xml:space="preserve">3</w:t>
       </w:r>
       <w:r>
         <w:t xml:space="preserve">). These causal diagrams help you identify and study core problems by identifying their immediate and underlying causes and their negative effects. This analysis, in turn, allows you to identify solutions and desired outcomes that will address the problems rather than their symptoms. A problem tree is also useful for understanding the linkages between your program actions and desired outcomes.</w:t>
@@ -753,7 +744,7 @@
           <w:b/>
           <w:bCs/>
         </w:rPr>
-        <w:t xml:space="preserve">1.3</w:t>
+        <w:t xml:space="preserve">3</w:t>
       </w:r>
       <w:r>
         <w:rPr>
@@ -815,7 +806,7 @@
         <w:pStyle w:val="ListParagraph"/>
         <w:numPr>
           <w:ilvl w:val="0"/>
-          <w:numId w:val="16"/>
+          <w:numId w:val="17"/>
         </w:numPr>
         <w:pBdr>
           <w:left w:val="double" w:color="5D85D0"/>
@@ -831,7 +822,7 @@
         <w:pStyle w:val="ListParagraph"/>
         <w:numPr>
           <w:ilvl w:val="0"/>
-          <w:numId w:val="16"/>
+          <w:numId w:val="17"/>
         </w:numPr>
       </w:pPr>
       <w:r>
@@ -843,7 +834,7 @@
         <w:pStyle w:val="ListParagraph"/>
         <w:numPr>
           <w:ilvl w:val="0"/>
-          <w:numId w:val="16"/>
+          <w:numId w:val="17"/>
         </w:numPr>
       </w:pPr>
       <w:r>
@@ -856,9 +847,6 @@
         <w:pStyle w:val="Heading2"/>
       </w:pPr>
       <w:r>
-        <w:t xml:space="preserve">1.4	</w:t>
-      </w:r>
-      <w:r>
         <w:t xml:space="preserve">Theory of Change</w:t>
       </w:r>
     </w:p>
@@ -870,7 +858,7 @@
         <w:t xml:space="preserve">Figure </w:t>
       </w:r>
       <w:r>
-        <w:t xml:space="preserve">1.4</w:t>
+        <w:t xml:space="preserve">4</w:t>
       </w:r>
       <w:r>
         <w:t xml:space="preserve">. The theory of change clarifies why you believe the selected project strategies will work in the project context and justifies and checks the logic and feasibility of the change hypothesis. A theory of change can be expressed in narrative or diagrammatic form.</w:t>
@@ -927,7 +915,7 @@
         <w:t xml:space="preserve">Figure </w:t>
       </w:r>
       <w:r>
-        <w:t xml:space="preserve">1.4</w:t>
+        <w:t xml:space="preserve">4</w:t>
       </w:r>
       <w:r>
         <w:t xml:space="preserve">).</w:t>
@@ -994,7 +982,7 @@
           <w:b/>
           <w:bCs/>
         </w:rPr>
-        <w:t xml:space="preserve">1.4</w:t>
+        <w:t xml:space="preserve">4</w:t>
       </w:r>
       <w:r>
         <w:rPr>
@@ -1020,9 +1008,6 @@
         <w:pStyle w:val="Heading3"/>
       </w:pPr>
       <w:r>
-        <w:t xml:space="preserve">1.4.1	</w:t>
-      </w:r>
-      <w:r>
         <w:t xml:space="preserve">Results Chains</w:t>
       </w:r>
     </w:p>
@@ -1034,7 +1019,7 @@
         <w:t xml:space="preserve">Figure </w:t>
       </w:r>
       <w:r>
-        <w:t xml:space="preserve">1.5</w:t>
+        <w:t xml:space="preserve">5</w:t>
       </w:r>
       <w:r>
         <w:t xml:space="preserve">). The results chain shows the strategies identified in the situation model and connects them to interim results and project outcomes.</w:t>
@@ -1101,7 +1086,7 @@
           <w:b/>
           <w:bCs/>
         </w:rPr>
-        <w:t xml:space="preserve">1.5</w:t>
+        <w:t xml:space="preserve">5</w:t>
       </w:r>
       <w:r>
         <w:rPr>
@@ -1117,7 +1102,7 @@
         <w:t xml:space="preserve">Results chains are a visual diagram of a theory of change showing anticipated outcomes </w:t>
       </w:r>
       <w:r>
-        <w:t xml:space="preserve">CMP (2020)</w:t>
+        <w:t xml:space="preserve">CMP (2025)</w:t>
       </w:r>
       <w:r>
         <w:t xml:space="preserve">.</w:t>
@@ -1131,7 +1116,7 @@
         <w:t xml:space="preserve">Figure </w:t>
       </w:r>
       <w:r>
-        <w:t xml:space="preserve">1.6</w:t>
+        <w:t xml:space="preserve">6</w:t>
       </w:r>
       <w:r>
         <w:t xml:space="preserve">. Once you have finished developing all project results chains, you can write your goals and objectives.</w:t>
@@ -1198,7 +1183,7 @@
           <w:b/>
           <w:bCs/>
         </w:rPr>
-        <w:t xml:space="preserve">1.6</w:t>
+        <w:t xml:space="preserve">6</w:t>
       </w:r>
       <w:r>
         <w:rPr>
@@ -1219,27 +1204,12 @@
         <w:pStyle w:val="Heading2"/>
       </w:pPr>
       <w:r>
-        <w:t xml:space="preserve">1.5	</w:t>
-      </w:r>
-      <w:r>
         <w:t xml:space="preserve">Goals &amp; Objectives</w:t>
       </w:r>
     </w:p>
     <w:p>
       <w:r>
         <w:t xml:space="preserve">Goals and objectives are often reversed, conflated, or used interchangeably by organizations, businesses, and agencies. Goals and objectives are distinct, important planning terms that identify programmatic success when conceived and well-written, e.g., how you want the world to change. Below, we provide guidance on creating statements for each level. Review CAL FIRE’s required metrics before you develop your goals and objective statements. Reviewing and understanding them is necessary for creating goals and objectives that align with CAL FIRE’s goals.</w:t>
-      </w:r>
-    </w:p>
-    <w:p>
-      <w:r>
-        <w:rPr>
-          <w:b/>
-          <w:bCs/>
-        </w:rPr>
-        <w:t xml:space="preserve">Goals</w:t>
-      </w:r>
-      <w:r>
-        <w:t xml:space="preserve"> are the high-level, long-term results and impacts an organization or business seeks to achieve. Derived from the scope of your situation assessment, they represent the desired status of the specific targets identified. Like objectives, goals are specific, measurable, and time-bound but typically over a much longer period, e.g., decades rather than months or years. Unlike objectives, the project’s goal statement is usually general and abstract, describing a desired state beyond the project’s life. For this reason, a goal will not have an associated indicator. Program goals are the nexus for your organization’s projects.</w:t>
       </w:r>
     </w:p>
     <w:p/>
@@ -1257,7 +1227,7 @@
           <w:bCs/>
           <w:color w:val="FFFFFF"/>
         </w:rPr>
-        <w:t xml:space="preserve">Goal Example</w:t>
+        <w:t xml:space="preserve">Wood Business Success Pathways</w:t>
       </w:r>
     </w:p>
     <w:p>
@@ -1268,7 +1238,124 @@
         <w:ind w:left="288" w:right="288"/>
       </w:pPr>
       <w:r>
-        <w:t xml:space="preserve">By 2035, forest health will be significantly improved in California’s Central Coast region through management techniques such as thinning and prescribed fire.</w:t>
+        <w:t xml:space="preserve">Goals and objectives are critical for program design, maintaining focus, and measuring success over time. Some key factors for successful wood product and forest health businesses and organization include</w:t>
+      </w:r>
+    </w:p>
+    <w:p>
+      <w:pPr>
+        <w:pStyle w:val="ListParagraph"/>
+        <w:numPr>
+          <w:ilvl w:val="0"/>
+          <w:numId w:val="18"/>
+        </w:numPr>
+        <w:pBdr>
+          <w:left w:val="double" w:color="5D85D0"/>
+        </w:pBdr>
+        <w:ind w:left="288" w:right="288"/>
+      </w:pPr>
+      <w:r>
+        <w:rPr>
+          <w:b/>
+          <w:bCs/>
+        </w:rPr>
+        <w:t xml:space="preserve">Business plan.</w:t>
+      </w:r>
+      <w:r>
+        <w:t xml:space="preserve"> Develop a clear business plan with a vision, achievable objectives, scalable expansion, and brief, but accurate, finance plan.</w:t>
+      </w:r>
+    </w:p>
+    <w:p>
+      <w:pPr>
+        <w:pStyle w:val="ListParagraph"/>
+        <w:numPr>
+          <w:ilvl w:val="0"/>
+          <w:numId w:val="18"/>
+        </w:numPr>
+      </w:pPr>
+      <w:r>
+        <w:rPr>
+          <w:b/>
+          <w:bCs/>
+        </w:rPr>
+        <w:t xml:space="preserve">Networking</w:t>
+      </w:r>
+      <w:r>
+        <w:t xml:space="preserve">. Network across professional in the field to see their approaches, how they’ve solved problems, and develop and possible partnerships.</w:t>
+      </w:r>
+    </w:p>
+    <w:p>
+      <w:pPr>
+        <w:pStyle w:val="ListParagraph"/>
+        <w:numPr>
+          <w:ilvl w:val="0"/>
+          <w:numId w:val="18"/>
+        </w:numPr>
+      </w:pPr>
+      <w:r>
+        <w:rPr>
+          <w:b/>
+          <w:bCs/>
+        </w:rPr>
+        <w:t xml:space="preserve">Compliance</w:t>
+      </w:r>
+      <w:r>
+        <w:t xml:space="preserve">. Start and CEQA/NEPA compliance early and budget properly for the documents and permits you need to get that first spade in the ground.</w:t>
+      </w:r>
+    </w:p>
+    <w:p>
+      <w:pPr>
+        <w:pStyle w:val="ListParagraph"/>
+        <w:numPr>
+          <w:ilvl w:val="0"/>
+          <w:numId w:val="18"/>
+        </w:numPr>
+      </w:pPr>
+      <w:r>
+        <w:rPr>
+          <w:b/>
+          <w:bCs/>
+        </w:rPr>
+        <w:t xml:space="preserve">Feedstock agreements</w:t>
+      </w:r>
+      <w:r>
+        <w:t xml:space="preserve">. Make sure to secure long-term feedstock agreements from the landowner where your wood is sourced. It can be exceptionally difficult to arrange terms longer than three years with public agencies, so the earlier you start, the better. For more detail on this topic and potential solutions, see </w:t>
+      </w:r>
+      <w:r>
+        <w:t xml:space="preserve">Russell (2025)</w:t>
+      </w:r>
+      <w:r>
+        <w:t xml:space="preserve">.</w:t>
+      </w:r>
+    </w:p>
+    <w:p>
+      <w:pPr>
+        <w:pStyle w:val="ListParagraph"/>
+        <w:numPr>
+          <w:ilvl w:val="0"/>
+          <w:numId w:val="18"/>
+        </w:numPr>
+      </w:pPr>
+      <w:r>
+        <w:rPr>
+          <w:b/>
+          <w:bCs/>
+        </w:rPr>
+        <w:t xml:space="preserve">Funding</w:t>
+      </w:r>
+      <w:r>
+        <w:t xml:space="preserve">. This is the big one, and the most challenging. However, if you organize your plans, your pitch deck, and your business idea is good and fills a key need, the funding will come. Don’t confuse funding and finance, they’re two very different things, but you need to do both. There are many options for collaborative finance in the forestry and water worlds </w:t>
+      </w:r>
+      <w:r>
+        <w:t xml:space="preserve">(</w:t>
+      </w:r>
+      <w:r>
+        <w:t xml:space="preserve">Russell &amp; Odefey, 2024</w:t>
+      </w:r>
+      <w:r>
+        <w:t xml:space="preserve">)</w:t>
+      </w:r>
+      <w:r>
+        <w:t xml:space="preserve">.</w:t>
       </w:r>
     </w:p>
     <w:p/>
@@ -1278,10 +1365,10 @@
           <w:b/>
           <w:bCs/>
         </w:rPr>
-        <w:t xml:space="preserve">Objectives</w:t>
-      </w:r>
-      <w:r>
-        <w:t xml:space="preserve"> represent the higher-order changes in systems, communities, or organizations that can reasonably be achieved during a project’s time frame and provide the building blocks to achieve goals. Well-written objectives are SMART = specific, measurable, achievable, results-oriented, and time-bound and are tied to the intermediate results and outcomes in a theory of change or results chain. In many projects, objectives reflect the benefits expected to occur by the end of the project as a result of behavioral changes at the interim results level. Goals are how you want the world to be, and objectives describe what you will do to reach those goals.</w:t>
+        <w:t xml:space="preserve">Goals</w:t>
+      </w:r>
+      <w:r>
+        <w:t xml:space="preserve"> are the high-level, long-term results and impacts an organization or business seeks to achieve. Derived from the scope of your situation assessment, they represent the desired status of the specific targets identified. Like objectives, goals are specific, measurable, and time-bound but typically over a much longer period, e.g., decades rather than months or years. Unlike objectives, the project’s goal statement is usually general and abstract, describing a desired state beyond the project’s life. For this reason, a goal will not have an associated indicator. Program goals are the nexus for your organization’s projects.</w:t>
       </w:r>
     </w:p>
     <w:p/>
@@ -1299,7 +1386,7 @@
           <w:bCs/>
           <w:color w:val="FFFFFF"/>
         </w:rPr>
-        <w:t xml:space="preserve">Objective Example</w:t>
+        <w:t xml:space="preserve">Goal Example</w:t>
       </w:r>
     </w:p>
     <w:p>
@@ -1310,7 +1397,7 @@
         <w:ind w:left="288" w:right="288"/>
       </w:pPr>
       <w:r>
-        <w:t xml:space="preserve">By September 2025, 300 future thinning and prescribed fire crew members from the Central Coast Region will be trained and red-carded.</w:t>
+        <w:t xml:space="preserve">By 2035, forest health will be significantly improved in California’s Central Coast region through management techniques such as thinning and prescribed fire.</w:t>
       </w:r>
     </w:p>
     <w:p/>
@@ -1320,10 +1407,10 @@
           <w:b/>
           <w:bCs/>
         </w:rPr>
-        <w:t xml:space="preserve">Interim results</w:t>
-      </w:r>
-      <w:r>
-        <w:t xml:space="preserve"> state the expected changes in identifiable behaviors by participants or in identifiable approaches by interventions, systems, policies, or institutions as a result of what was gained (outputs) through project actions (activities). Progress at this level is a necessary precondition for achieving the objectives. Write intermediate results as complete sentences, as if already achieved. Put the targeted primary beneficiary group(s) whose behavior is expected to change as the sentence’s subject. Interim results may focus on demonstrable evidence of behavior change, such as adoption, uptake, or coverage.</w:t>
+        <w:t xml:space="preserve">Objectives</w:t>
+      </w:r>
+      <w:r>
+        <w:t xml:space="preserve"> represent the higher-order changes in systems, communities, or organizations that can reasonably be achieved during a project’s time frame and provide the building blocks to achieve goals. Well-written objectives are SMART = specific, measurable, achievable, results-oriented, and time-bound and are tied to the intermediate results and outcomes in a theory of change or results chain. In many projects, objectives reflect the benefits expected to occur by the end of the project as a result of behavioral changes at the interim results level. Goals are how you want the world to be, and objectives describe what you will do to reach those goals.</w:t>
       </w:r>
     </w:p>
     <w:p/>
@@ -1341,7 +1428,7 @@
           <w:bCs/>
           <w:color w:val="FFFFFF"/>
         </w:rPr>
-        <w:t xml:space="preserve">Interim Results Example</w:t>
+        <w:t xml:space="preserve">Objective Example</w:t>
       </w:r>
     </w:p>
     <w:p>
@@ -1352,6 +1439,48 @@
         <w:ind w:left="288" w:right="288"/>
       </w:pPr>
       <w:r>
+        <w:t xml:space="preserve">By September 2025, 300 future thinning and prescribed fire crew members from the Central Coast Region will be trained and red-carded.</w:t>
+      </w:r>
+    </w:p>
+    <w:p/>
+    <w:p>
+      <w:r>
+        <w:rPr>
+          <w:b/>
+          <w:bCs/>
+        </w:rPr>
+        <w:t xml:space="preserve">Interim results</w:t>
+      </w:r>
+      <w:r>
+        <w:t xml:space="preserve"> state the expected changes in identifiable behaviors by participants or in identifiable approaches by interventions, systems, policies, or institutions as a result of what was gained (outputs) through project actions (activities). Progress at this level is a necessary precondition for achieving the objectives. Write intermediate results as complete sentences, as if already achieved. Put the targeted primary beneficiary group(s) whose behavior is expected to change as the sentence’s subject. Interim results may focus on demonstrable evidence of behavior change, such as adoption, uptake, or coverage.</w:t>
+      </w:r>
+    </w:p>
+    <w:p/>
+    <w:p>
+      <w:pPr>
+        <w:pBdr>
+          <w:left w:val="double" w:color="5D85D0"/>
+        </w:pBdr>
+        <w:shd w:color="5D85D0" w:val="solid"/>
+        <w:ind w:left="288" w:right="288"/>
+      </w:pPr>
+      <w:r>
+        <w:rPr>
+          <w:b/>
+          <w:bCs/>
+          <w:color w:val="FFFFFF"/>
+        </w:rPr>
+        <w:t xml:space="preserve">Interim Results Example</w:t>
+      </w:r>
+    </w:p>
+    <w:p>
+      <w:pPr>
+        <w:pBdr>
+          <w:left w:val="double" w:color="5D85D0"/>
+        </w:pBdr>
+        <w:ind w:left="288" w:right="288"/>
+      </w:pPr>
+      <w:r>
         <w:t xml:space="preserve">Training organizations will coordinate to identify 1,000 potential crew members from disadvantaged communities of the Central Coast to participate in comprehensive thinning and prescribed fire practical courses by 2023.</w:t>
       </w:r>
     </w:p>
@@ -1360,9 +1489,6 @@
       <w:pPr>
         <w:pStyle w:val="Heading2"/>
       </w:pPr>
-      <w:r>
-        <w:t xml:space="preserve">1.6	</w:t>
-      </w:r>
       <w:r>
         <w:t xml:space="preserve">Next Steps</w:t>
       </w:r>
@@ -1372,7 +1498,7 @@
         <w:pStyle w:val="ListParagraph"/>
         <w:numPr>
           <w:ilvl w:val="0"/>
-          <w:numId w:val="17"/>
+          <w:numId w:val="19"/>
         </w:numPr>
       </w:pPr>
       <w:r>
@@ -1391,7 +1517,7 @@
         <w:pStyle w:val="ListParagraph"/>
         <w:numPr>
           <w:ilvl w:val="0"/>
-          <w:numId w:val="17"/>
+          <w:numId w:val="19"/>
         </w:numPr>
       </w:pPr>
       <w:r>
@@ -1410,7 +1536,7 @@
         <w:pStyle w:val="ListParagraph"/>
         <w:numPr>
           <w:ilvl w:val="0"/>
-          <w:numId w:val="17"/>
+          <w:numId w:val="19"/>
         </w:numPr>
       </w:pPr>
       <w:r>
@@ -1428,9 +1554,6 @@
       <w:pPr>
         <w:pStyle w:val="Heading2"/>
       </w:pPr>
-      <w:r>
-        <w:t xml:space="preserve">1.7	</w:t>
-      </w:r>
       <w:r>
         <w:t xml:space="preserve">Resources</w:t>
       </w:r>
@@ -1440,13 +1563,13 @@
         <w:pStyle w:val="ListParagraph"/>
         <w:numPr>
           <w:ilvl w:val="0"/>
-          <w:numId w:val="18"/>
+          <w:numId w:val="20"/>
         </w:numPr>
       </w:pPr>
       <w:r>
         <w:t xml:space="preserve">The </w:t>
       </w:r>
-      <w:hyperlink w:history="1" r:id="rIdvmtakwvjvxasa1agdbtvh">
+      <w:hyperlink w:history="1" r:id="rIdjhfvbbwi5i0q9ixv5zcei">
         <w:r>
           <w:rPr>
             <w:rStyle w:val="Hyperlink"/>
@@ -1458,7 +1581,7 @@
         <w:t xml:space="preserve">, developed by the Conservation Measures Partnership </w:t>
       </w:r>
       <w:r>
-        <w:t xml:space="preserve">CMP (2020)</w:t>
+        <w:t xml:space="preserve">CMP (2025)</w:t>
       </w:r>
       <w:r>
         <w:t xml:space="preserve"> is a definitive resource for program and project design.</w:t>
@@ -1469,10 +1592,10 @@
         <w:pStyle w:val="ListParagraph"/>
         <w:numPr>
           <w:ilvl w:val="0"/>
-          <w:numId w:val="18"/>
+          <w:numId w:val="20"/>
         </w:numPr>
       </w:pPr>
-      <w:hyperlink w:history="1" r:id="rIdxbfyzmfzazrsps4i4d7xi">
+      <w:hyperlink w:history="1" r:id="rIdnv5l5hkqtqf5ods7ynqhq">
         <w:r>
           <w:rPr>
             <w:rStyle w:val="Hyperlink"/>
@@ -1495,13 +1618,13 @@
         <w:pStyle w:val="ListParagraph"/>
         <w:numPr>
           <w:ilvl w:val="0"/>
-          <w:numId w:val="18"/>
+          <w:numId w:val="20"/>
         </w:numPr>
       </w:pPr>
       <w:r>
         <w:t xml:space="preserve">Business planning differs from organizational planning and typically focuses on developing a strategic business plan and pitch deck. See the </w:t>
       </w:r>
-      <w:hyperlink w:history="1" r:id="rIdpbxmqkk6_bwugxztspcck">
+      <w:hyperlink w:history="1" r:id="rIdcumv1pgln-gu67upf0zm3">
         <w:r>
           <w:rPr>
             <w:rStyle w:val="Hyperlink"/>
@@ -1510,7 +1633,18 @@
         </w:r>
       </w:hyperlink>
       <w:r>
-        <w:t xml:space="preserve"> templates page for a business plan template.</w:t>
+        <w:t xml:space="preserve"> templates page for a business plan template. For a forest product business plan, see </w:t>
+      </w:r>
+      <w:hyperlink w:history="1" r:id="rId7didos1egtd6cvbc_albc">
+        <w:r>
+          <w:rPr>
+            <w:rStyle w:val="Hyperlink"/>
+          </w:rPr>
+          <w:t xml:space="preserve">Klamath River Forest Products</w:t>
+        </w:r>
+      </w:hyperlink>
+      <w:r>
+        <w:t xml:space="preserve"> business plan.</w:t>
       </w:r>
     </w:p>
     <w:p>
@@ -1518,10 +1652,10 @@
         <w:pStyle w:val="ListParagraph"/>
         <w:numPr>
           <w:ilvl w:val="0"/>
-          <w:numId w:val="18"/>
+          <w:numId w:val="20"/>
         </w:numPr>
       </w:pPr>
-      <w:hyperlink w:history="1" r:id="rIdn-mbg1qbfz-qwzymzpoht">
+      <w:hyperlink w:history="1" r:id="rIdpaatzuqa7neoxqzkvhlec">
         <w:r>
           <w:rPr>
             <w:rStyle w:val="Hyperlink"/>
@@ -1538,10 +1672,10 @@
         <w:pStyle w:val="ListParagraph"/>
         <w:numPr>
           <w:ilvl w:val="0"/>
-          <w:numId w:val="18"/>
+          <w:numId w:val="20"/>
         </w:numPr>
       </w:pPr>
-      <w:hyperlink w:history="1" r:id="rIdndj-10m4b9horyswvfhcg">
+      <w:hyperlink w:history="1" r:id="rId2j_fa6iidaw7lxjmxr6gp">
         <w:r>
           <w:rPr>
             <w:rStyle w:val="Hyperlink"/>
@@ -1552,7 +1686,7 @@
       <w:r>
         <w:t xml:space="preserve"> are effective communication tools. FBA prepared a storymap about </w:t>
       </w:r>
-      <w:hyperlink w:history="1" r:id="rIdkigtib1ddqya4s3hc3kca">
+      <w:hyperlink w:history="1" r:id="rIdgh5d8s62et5nhavh7-jfz">
         <w:r>
           <w:rPr>
             <w:rStyle w:val="Hyperlink"/>
@@ -1569,7 +1703,7 @@
         <w:pStyle w:val="ListParagraph"/>
         <w:numPr>
           <w:ilvl w:val="0"/>
-          <w:numId w:val="18"/>
+          <w:numId w:val="20"/>
         </w:numPr>
       </w:pPr>
       <w:r>
@@ -1605,8 +1739,10 @@
       <w:r>
         <w:t xml:space="preserve">. World Neighbors.</w:t>
       </w:r>
-      <w:r>
-        <w:t xml:space="preserve">CMP. (2020). </w:t>
+    </w:p>
+    <w:p>
+      <w:r>
+        <w:t xml:space="preserve">CMP. (2025). </w:t>
       </w:r>
       <w:r>
         <w:rPr>
@@ -1618,14 +1754,16 @@
       <w:r>
         <w:t xml:space="preserve">. Conservation Measures Partnership. </w:t>
       </w:r>
-      <w:hyperlink w:history="1" r:id="rId-aqid7vlztrj41ed5m_gf">
+      <w:hyperlink w:history="1" r:id="rIdv65gxlke7dgclusajiqs9">
         <w:r>
           <w:rPr>
             <w:rStyle w:val="Hyperlink"/>
           </w:rPr>
-          <w:t xml:space="preserve">https://conservationstandards.org/wp-content/uploads/sites/3/2020/10/CMP-Open-Standards-for-the-Practice-of-Conservation-v4.0.pdf</w:t>
+          <w:t xml:space="preserve">https://3point.xyz/cmp5</w:t>
         </w:r>
       </w:hyperlink>
+    </w:p>
+    <w:p>
       <w:r>
         <w:t xml:space="preserve">CRS. (2015). </w:t>
       </w:r>
@@ -1639,7 +1777,7 @@
       <w:r>
         <w:t xml:space="preserve">. Catholic Relief Services. </w:t>
       </w:r>
-      <w:hyperlink w:history="1" r:id="rIdikuoqiagp0nrzzh6txwdl">
+      <w:hyperlink w:history="1" r:id="rIdlmchg6nc5udjqhiy33tzi">
         <w:r>
           <w:rPr>
             <w:rStyle w:val="Hyperlink"/>
@@ -1647,20 +1785,68 @@
           <w:t xml:space="preserve">https://www.crs.org/our-work-overseas/research-publications/propack-i-crs-project-package</w:t>
         </w:r>
       </w:hyperlink>
-      <w:r>
-        <w:t xml:space="preserve">Salafsky, N., Suresh, V., Bierbaum, R., Clarke, E., Smith, M., Whaley, C., &amp; Margoluis, R. (2021). Taking Nature-Based Solutions Programs to Scale. </w:t>
+    </w:p>
+    <w:p>
+      <w:r>
+        <w:t xml:space="preserve">Russell, V. (2025). </w:t>
       </w:r>
       <w:r>
         <w:rPr>
           <w:i/>
           <w:iCs/>
         </w:rPr>
+        <w:t xml:space="preserve">JPA funding strategies: For long-term woody feedstock supply agreements in California</w:t>
+      </w:r>
+      <w:r>
+        <w:t xml:space="preserve">. 3point.xyz. </w:t>
+      </w:r>
+      <w:hyperlink w:history="1" r:id="rIdq5bvdgw59caevzpclx7mu">
+        <w:r>
+          <w:rPr>
+            <w:rStyle w:val="Hyperlink"/>
+          </w:rPr>
+          <w:t xml:space="preserve">https://3point.xyz/neca_jpa/</w:t>
+        </w:r>
+      </w:hyperlink>
+    </w:p>
+    <w:p>
+      <w:r>
+        <w:t xml:space="preserve">Russell, V., &amp; Odefey, J. (2024). </w:t>
+      </w:r>
+      <w:r>
+        <w:rPr>
+          <w:i/>
+          <w:iCs/>
+        </w:rPr>
+        <w:t xml:space="preserve">Conservation finance: Towards a new model for landscape restoration</w:t>
+      </w:r>
+      <w:r>
+        <w:t xml:space="preserve">. 3point.xyz. </w:t>
+      </w:r>
+      <w:hyperlink w:history="1" r:id="rIdruno8pk11e1cliksglcju">
+        <w:r>
+          <w:rPr>
+            <w:rStyle w:val="Hyperlink"/>
+          </w:rPr>
+          <w:t xml:space="preserve">https://confinance.info</w:t>
+        </w:r>
+      </w:hyperlink>
+    </w:p>
+    <w:p>
+      <w:r>
+        <w:t xml:space="preserve">Salafsky, N., Suresh, V., Bierbaum, R., Clarke, E., Smith, M., Whaley, C., &amp; Margoluis, R. (2021). Taking Nature-Based Solutions Programs to Scale. </w:t>
+      </w:r>
+      <w:r>
+        <w:rPr>
+          <w:i/>
+          <w:iCs/>
+        </w:rPr>
         <w:t xml:space="preserve">FOS, STAP, GBMF</w:t>
       </w:r>
       <w:r>
         <w:t xml:space="preserve">. </w:t>
       </w:r>
-      <w:hyperlink w:history="1" r:id="rIdqis67xs59e8tyzsmntulv">
+      <w:hyperlink w:history="1" r:id="rIdgpof7bwxtjjxxbtlhwure">
         <w:r>
           <w:rPr>
             <w:rStyle w:val="Hyperlink"/>
@@ -2201,6 +2387,90 @@
     <w:multiLevelType w:val="hybridMultilevel"/>
     <w:lvl w:ilvl="0" w15:tentative="1">
       <w:start w:val="1"/>
+      <w:numFmt w:val="decimal"/>
+      <w:lvlText w:val="%1."/>
+      <w:lvlJc w:val="start"/>
+      <w:pPr>
+        <w:ind w:left="720" w:hanging="259"/>
+      </w:pPr>
+    </w:lvl>
+    <w:lvl w:ilvl="1" w15:tentative="1">
+      <w:start w:val="1"/>
+      <w:numFmt w:val="lowerLetter"/>
+      <w:lvlText w:val="%2."/>
+      <w:lvlJc w:val="start"/>
+      <w:pPr>
+        <w:ind w:left="1440" w:hanging="259"/>
+      </w:pPr>
+    </w:lvl>
+    <w:lvl w:ilvl="2" w15:tentative="1">
+      <w:start w:val="1"/>
+      <w:numFmt w:val="lowerRoman"/>
+      <w:lvlText w:val="%3."/>
+      <w:lvlJc w:val="start"/>
+      <w:pPr>
+        <w:ind w:left="2160" w:hanging="259"/>
+      </w:pPr>
+    </w:lvl>
+    <w:lvl w:ilvl="3" w15:tentative="1">
+      <w:start w:val="1"/>
+      <w:numFmt w:val="decimal"/>
+      <w:lvlText w:val="%4."/>
+      <w:lvlJc w:val="start"/>
+      <w:pPr>
+        <w:ind w:left="2880" w:hanging="259"/>
+      </w:pPr>
+    </w:lvl>
+    <w:lvl w:ilvl="4" w15:tentative="1">
+      <w:start w:val="1"/>
+      <w:numFmt w:val="lowerLetter"/>
+      <w:lvlText w:val="%5."/>
+      <w:lvlJc w:val="start"/>
+      <w:pPr>
+        <w:ind w:left="3600" w:hanging="259"/>
+      </w:pPr>
+    </w:lvl>
+    <w:lvl w:ilvl="5" w15:tentative="1">
+      <w:start w:val="1"/>
+      <w:numFmt w:val="lowerRoman"/>
+      <w:lvlText w:val="%6."/>
+      <w:lvlJc w:val="start"/>
+      <w:pPr>
+        <w:ind w:left="4320" w:hanging="259"/>
+      </w:pPr>
+    </w:lvl>
+    <w:lvl w:ilvl="6" w15:tentative="1">
+      <w:start w:val="1"/>
+      <w:numFmt w:val="decimal"/>
+      <w:lvlText w:val="%7."/>
+      <w:lvlJc w:val="start"/>
+      <w:pPr>
+        <w:ind w:left="5040" w:hanging="259"/>
+      </w:pPr>
+    </w:lvl>
+    <w:lvl w:ilvl="7" w15:tentative="1">
+      <w:start w:val="1"/>
+      <w:numFmt w:val="lowerLetter"/>
+      <w:lvlText w:val="%8."/>
+      <w:lvlJc w:val="start"/>
+      <w:pPr>
+        <w:ind w:left="5760" w:hanging="259"/>
+      </w:pPr>
+    </w:lvl>
+    <w:lvl w:ilvl="8" w15:tentative="1">
+      <w:start w:val="1"/>
+      <w:numFmt w:val="lowerRoman"/>
+      <w:lvlText w:val="%9."/>
+      <w:lvlJc w:val="start"/>
+      <w:pPr>
+        <w:ind w:left="6480" w:hanging="259"/>
+      </w:pPr>
+    </w:lvl>
+  </w:abstractNum>
+  <w:abstractNum w:abstractNumId="14" w15:restartNumberingAfterBreak="0">
+    <w:multiLevelType w:val="hybridMultilevel"/>
+    <w:lvl w:ilvl="0" w15:tentative="1">
+      <w:start w:val="1"/>
       <w:numFmt w:val="bullet"/>
       <w:lvlText w:val="●"/>
       <w:lvlJc w:val="start"/>
@@ -2287,32 +2557,38 @@
       <w:startOverride w:val="1"/>
     </w:lvlOverride>
   </w:num>
-  <w:num w:numId="14">
+  <w:num w:numId="15">
     <w:abstractNumId w:val="9"/>
     <w:lvlOverride w:ilvl="0">
       <w:startOverride w:val="1"/>
     </w:lvlOverride>
   </w:num>
-  <w:num w:numId="15">
+  <w:num w:numId="16">
     <w:abstractNumId w:val="10"/>
     <w:lvlOverride w:ilvl="0">
       <w:startOverride w:val="1"/>
     </w:lvlOverride>
   </w:num>
-  <w:num w:numId="16">
+  <w:num w:numId="17">
     <w:abstractNumId w:val="11"/>
     <w:lvlOverride w:ilvl="0">
       <w:startOverride w:val="1"/>
     </w:lvlOverride>
   </w:num>
-  <w:num w:numId="17">
+  <w:num w:numId="18">
     <w:abstractNumId w:val="12"/>
     <w:lvlOverride w:ilvl="0">
       <w:startOverride w:val="1"/>
     </w:lvlOverride>
   </w:num>
-  <w:num w:numId="18">
+  <w:num w:numId="19">
     <w:abstractNumId w:val="13"/>
+    <w:lvlOverride w:ilvl="0">
+      <w:startOverride w:val="1"/>
+    </w:lvlOverride>
+  </w:num>
+  <w:num w:numId="20">
+    <w:abstractNumId w:val="14"/>
     <w:lvlOverride w:ilvl="0">
       <w:startOverride w:val="1"/>
     </w:lvlOverride>

--- a/chapters/exports/02-program.docx
+++ b/chapters/exports/02-program.docx
@@ -141,7 +141,7 @@
       <w:r>
         <w:t xml:space="preserve">The Forest Business Alliance (FBA) created this chapter to help grant seekers, program/project managers, and business owners design projects for submission to CAL FIRE’s Wood Products and Bioenergy Business and Workforce Development Grant </w:t>
       </w:r>
-      <w:hyperlink w:history="1" r:id="rIdbf0tszrmqvwvkv_k65jvq">
+      <w:hyperlink w:history="1" r:id="rIdswdroufrrpbjxvzkfehn9">
         <w:r>
           <w:rPr>
             <w:rStyle w:val="Hyperlink"/>
@@ -152,7 +152,7 @@
       <w:r>
         <w:t xml:space="preserve">. These guidance documents may also be useful for the USDA Forest Service’s Wood Innovation </w:t>
       </w:r>
-      <w:hyperlink w:history="1" r:id="rIdzhpzt9xqioy_shmkhqaod">
+      <w:hyperlink w:history="1" r:id="rIdthgizdyjnsx7p8qih6_bo">
         <w:r>
           <w:rPr>
             <w:rStyle w:val="Hyperlink"/>
@@ -388,7 +388,7 @@
       <w:r>
         <w:t xml:space="preserve">Program planning typically begins with a participatory assessment of your business and organization and with the board, stakeholders, and clients. Conducting a thorough situation or problem analysis is central to your assessment. Your organization or business should review available evidence to complete your analysis, identifying the direct threats, core problems, and indirect threats, also known as drivers and causes. Evidence can be in many formats, for example </w:t>
       </w:r>
-      <w:hyperlink w:history="1" r:id="rIdmvrfz0ikuxzsk8mal3vej">
+      <w:hyperlink w:history="1" r:id="rId4p52yqonhzj5l8cv2wjni">
         <w:r>
           <w:rPr>
             <w:rStyle w:val="Hyperlink"/>
@@ -1569,7 +1569,7 @@
       <w:r>
         <w:t xml:space="preserve">The </w:t>
       </w:r>
-      <w:hyperlink w:history="1" r:id="rIdjhfvbbwi5i0q9ixv5zcei">
+      <w:hyperlink w:history="1" r:id="rIdscw5agkvfexcsq7noon9m">
         <w:r>
           <w:rPr>
             <w:rStyle w:val="Hyperlink"/>
@@ -1595,7 +1595,7 @@
           <w:numId w:val="20"/>
         </w:numPr>
       </w:pPr>
-      <w:hyperlink w:history="1" r:id="rIdnv5l5hkqtqf5ods7ynqhq">
+      <w:hyperlink w:history="1" r:id="rIdpmflufgl7uyw7htyvazgh">
         <w:r>
           <w:rPr>
             <w:rStyle w:val="Hyperlink"/>
@@ -1624,7 +1624,7 @@
       <w:r>
         <w:t xml:space="preserve">Business planning differs from organizational planning and typically focuses on developing a strategic business plan and pitch deck. See the </w:t>
       </w:r>
-      <w:hyperlink w:history="1" r:id="rIdcumv1pgln-gu67upf0zm3">
+      <w:hyperlink w:history="1" r:id="rId2_hagqmjmprjzvn9cmdou">
         <w:r>
           <w:rPr>
             <w:rStyle w:val="Hyperlink"/>
@@ -1635,7 +1635,7 @@
       <w:r>
         <w:t xml:space="preserve"> templates page for a business plan template. For a forest product business plan, see </w:t>
       </w:r>
-      <w:hyperlink w:history="1" r:id="rId7didos1egtd6cvbc_albc">
+      <w:hyperlink w:history="1" r:id="rId-wbw2get9rznt7z_lbaub">
         <w:r>
           <w:rPr>
             <w:rStyle w:val="Hyperlink"/>
@@ -1655,7 +1655,7 @@
           <w:numId w:val="20"/>
         </w:numPr>
       </w:pPr>
-      <w:hyperlink w:history="1" r:id="rIdpaatzuqa7neoxqzkvhlec">
+      <w:hyperlink w:history="1" r:id="rIdk4nqga3f-pnoml2wkm4w8">
         <w:r>
           <w:rPr>
             <w:rStyle w:val="Hyperlink"/>
@@ -1675,7 +1675,7 @@
           <w:numId w:val="20"/>
         </w:numPr>
       </w:pPr>
-      <w:hyperlink w:history="1" r:id="rId2j_fa6iidaw7lxjmxr6gp">
+      <w:hyperlink w:history="1" r:id="rIdskmnunq5rfnaso600hgra">
         <w:r>
           <w:rPr>
             <w:rStyle w:val="Hyperlink"/>
@@ -1686,7 +1686,7 @@
       <w:r>
         <w:t xml:space="preserve"> are effective communication tools. FBA prepared a storymap about </w:t>
       </w:r>
-      <w:hyperlink w:history="1" r:id="rIdgh5d8s62et5nhavh7-jfz">
+      <w:hyperlink w:history="1" r:id="rIdlhaitkklysfi6fwbei10e">
         <w:r>
           <w:rPr>
             <w:rStyle w:val="Hyperlink"/>
@@ -1754,7 +1754,7 @@
       <w:r>
         <w:t xml:space="preserve">. Conservation Measures Partnership. </w:t>
       </w:r>
-      <w:hyperlink w:history="1" r:id="rIdv65gxlke7dgclusajiqs9">
+      <w:hyperlink w:history="1" r:id="rIdde9w8nkjexi6q7f4sg0q0">
         <w:r>
           <w:rPr>
             <w:rStyle w:val="Hyperlink"/>
@@ -1777,7 +1777,7 @@
       <w:r>
         <w:t xml:space="preserve">. Catholic Relief Services. </w:t>
       </w:r>
-      <w:hyperlink w:history="1" r:id="rIdlmchg6nc5udjqhiy33tzi">
+      <w:hyperlink w:history="1" r:id="rId2r8ffcovzyx3cazydn4ud">
         <w:r>
           <w:rPr>
             <w:rStyle w:val="Hyperlink"/>
@@ -1800,7 +1800,7 @@
       <w:r>
         <w:t xml:space="preserve">. 3point.xyz. </w:t>
       </w:r>
-      <w:hyperlink w:history="1" r:id="rIdq5bvdgw59caevzpclx7mu">
+      <w:hyperlink w:history="1" r:id="rIdybu_wl3ysdxx1_xuqtv6t">
         <w:r>
           <w:rPr>
             <w:rStyle w:val="Hyperlink"/>
@@ -1823,7 +1823,7 @@
       <w:r>
         <w:t xml:space="preserve">. 3point.xyz. </w:t>
       </w:r>
-      <w:hyperlink w:history="1" r:id="rIdruno8pk11e1cliksglcju">
+      <w:hyperlink w:history="1" r:id="rIdxmu7c1n7xqenjvnpnpmak">
         <w:r>
           <w:rPr>
             <w:rStyle w:val="Hyperlink"/>
@@ -1846,7 +1846,7 @@
       <w:r>
         <w:t xml:space="preserve">. </w:t>
       </w:r>
-      <w:hyperlink w:history="1" r:id="rIdgpof7bwxtjjxxbtlhwure">
+      <w:hyperlink w:history="1" r:id="rIdpprcmkfpb_hedvjsm44kd">
         <w:r>
           <w:rPr>
             <w:rStyle w:val="Hyperlink"/>

--- a/chapters/exports/02-program.docx
+++ b/chapters/exports/02-program.docx
@@ -141,7 +141,7 @@
       <w:r>
         <w:t xml:space="preserve">The Forest Business Alliance (FBA) created this chapter to help grant seekers, program/project managers, and business owners design projects for submission to CAL FIRE’s Wood Products and Bioenergy Business and Workforce Development Grant </w:t>
       </w:r>
-      <w:hyperlink w:history="1" r:id="rIdswdroufrrpbjxvzkfehn9">
+      <w:hyperlink w:history="1" r:id="rId0lm6tof_izbgimv7frwvo">
         <w:r>
           <w:rPr>
             <w:rStyle w:val="Hyperlink"/>
@@ -152,7 +152,7 @@
       <w:r>
         <w:t xml:space="preserve">. These guidance documents may also be useful for the USDA Forest Service’s Wood Innovation </w:t>
       </w:r>
-      <w:hyperlink w:history="1" r:id="rIdthgizdyjnsx7p8qih6_bo">
+      <w:hyperlink w:history="1" r:id="rId45xh_crogf-yeupqk1yo2">
         <w:r>
           <w:rPr>
             <w:rStyle w:val="Hyperlink"/>
@@ -388,7 +388,7 @@
       <w:r>
         <w:t xml:space="preserve">Program planning typically begins with a participatory assessment of your business and organization and with the board, stakeholders, and clients. Conducting a thorough situation or problem analysis is central to your assessment. Your organization or business should review available evidence to complete your analysis, identifying the direct threats, core problems, and indirect threats, also known as drivers and causes. Evidence can be in many formats, for example </w:t>
       </w:r>
-      <w:hyperlink w:history="1" r:id="rId4p52yqonhzj5l8cv2wjni">
+      <w:hyperlink w:history="1" r:id="rIdu5zxyall2dgyecjnxqtjs">
         <w:r>
           <w:rPr>
             <w:rStyle w:val="Hyperlink"/>
@@ -1569,7 +1569,7 @@
       <w:r>
         <w:t xml:space="preserve">The </w:t>
       </w:r>
-      <w:hyperlink w:history="1" r:id="rIdscw5agkvfexcsq7noon9m">
+      <w:hyperlink w:history="1" r:id="rIddmio2ndiycnkj2ohjjnmd">
         <w:r>
           <w:rPr>
             <w:rStyle w:val="Hyperlink"/>
@@ -1595,7 +1595,7 @@
           <w:numId w:val="20"/>
         </w:numPr>
       </w:pPr>
-      <w:hyperlink w:history="1" r:id="rIdpmflufgl7uyw7htyvazgh">
+      <w:hyperlink w:history="1" r:id="rIdhnxxo-2iutceyysjfzcw4">
         <w:r>
           <w:rPr>
             <w:rStyle w:val="Hyperlink"/>
@@ -1624,7 +1624,7 @@
       <w:r>
         <w:t xml:space="preserve">Business planning differs from organizational planning and typically focuses on developing a strategic business plan and pitch deck. See the </w:t>
       </w:r>
-      <w:hyperlink w:history="1" r:id="rId2_hagqmjmprjzvn9cmdou">
+      <w:hyperlink w:history="1" r:id="rIdflwgapcifki9t1hn48xsl">
         <w:r>
           <w:rPr>
             <w:rStyle w:val="Hyperlink"/>
@@ -1635,7 +1635,7 @@
       <w:r>
         <w:t xml:space="preserve"> templates page for a business plan template. For a forest product business plan, see </w:t>
       </w:r>
-      <w:hyperlink w:history="1" r:id="rId-wbw2get9rznt7z_lbaub">
+      <w:hyperlink w:history="1" r:id="rId8y3fp2_7xxbmel-qhclua">
         <w:r>
           <w:rPr>
             <w:rStyle w:val="Hyperlink"/>
@@ -1655,7 +1655,7 @@
           <w:numId w:val="20"/>
         </w:numPr>
       </w:pPr>
-      <w:hyperlink w:history="1" r:id="rIdk4nqga3f-pnoml2wkm4w8">
+      <w:hyperlink w:history="1" r:id="rId-fovq68vdcfipi19a4bvo">
         <w:r>
           <w:rPr>
             <w:rStyle w:val="Hyperlink"/>
@@ -1675,7 +1675,7 @@
           <w:numId w:val="20"/>
         </w:numPr>
       </w:pPr>
-      <w:hyperlink w:history="1" r:id="rIdskmnunq5rfnaso600hgra">
+      <w:hyperlink w:history="1" r:id="rIddtmityumgheyvhk8x5saw">
         <w:r>
           <w:rPr>
             <w:rStyle w:val="Hyperlink"/>
@@ -1686,7 +1686,7 @@
       <w:r>
         <w:t xml:space="preserve"> are effective communication tools. FBA prepared a storymap about </w:t>
       </w:r>
-      <w:hyperlink w:history="1" r:id="rIdlhaitkklysfi6fwbei10e">
+      <w:hyperlink w:history="1" r:id="rId0wognizigyeuvcd5j8vzu">
         <w:r>
           <w:rPr>
             <w:rStyle w:val="Hyperlink"/>
@@ -1754,7 +1754,7 @@
       <w:r>
         <w:t xml:space="preserve">. Conservation Measures Partnership. </w:t>
       </w:r>
-      <w:hyperlink w:history="1" r:id="rIdde9w8nkjexi6q7f4sg0q0">
+      <w:hyperlink w:history="1" r:id="rId-rgbxeojmjrki8ecltzs2">
         <w:r>
           <w:rPr>
             <w:rStyle w:val="Hyperlink"/>
@@ -1777,7 +1777,7 @@
       <w:r>
         <w:t xml:space="preserve">. Catholic Relief Services. </w:t>
       </w:r>
-      <w:hyperlink w:history="1" r:id="rId2r8ffcovzyx3cazydn4ud">
+      <w:hyperlink w:history="1" r:id="rId1r_5de2duzdy0m8dmpszl">
         <w:r>
           <w:rPr>
             <w:rStyle w:val="Hyperlink"/>
@@ -1800,7 +1800,7 @@
       <w:r>
         <w:t xml:space="preserve">. 3point.xyz. </w:t>
       </w:r>
-      <w:hyperlink w:history="1" r:id="rIdybu_wl3ysdxx1_xuqtv6t">
+      <w:hyperlink w:history="1" r:id="rId0udww5eakveavq453ou4m">
         <w:r>
           <w:rPr>
             <w:rStyle w:val="Hyperlink"/>
@@ -1823,7 +1823,7 @@
       <w:r>
         <w:t xml:space="preserve">. 3point.xyz. </w:t>
       </w:r>
-      <w:hyperlink w:history="1" r:id="rIdxmu7c1n7xqenjvnpnpmak">
+      <w:hyperlink w:history="1" r:id="rIdyeclcyw6s8d7slhnadrxq">
         <w:r>
           <w:rPr>
             <w:rStyle w:val="Hyperlink"/>
@@ -1846,7 +1846,7 @@
       <w:r>
         <w:t xml:space="preserve">. </w:t>
       </w:r>
-      <w:hyperlink w:history="1" r:id="rIdpprcmkfpb_hedvjsm44kd">
+      <w:hyperlink w:history="1" r:id="rIdrh4-gs9nuz-knrpfjbflh">
         <w:r>
           <w:rPr>
             <w:rStyle w:val="Hyperlink"/>

--- a/chapters/exports/02-program.docx
+++ b/chapters/exports/02-program.docx
@@ -141,7 +141,7 @@
       <w:r>
         <w:t xml:space="preserve">The Forest Business Alliance (FBA) created this chapter to help grant seekers, program/project managers, and business owners design projects for submission to CAL FIRE’s Wood Products and Bioenergy Business and Workforce Development Grant </w:t>
       </w:r>
-      <w:hyperlink w:history="1" r:id="rId0lm6tof_izbgimv7frwvo">
+      <w:hyperlink w:history="1" r:id="rIdfu8eyowxnals6yyv7ln39">
         <w:r>
           <w:rPr>
             <w:rStyle w:val="Hyperlink"/>
@@ -152,7 +152,7 @@
       <w:r>
         <w:t xml:space="preserve">. These guidance documents may also be useful for the USDA Forest Service’s Wood Innovation </w:t>
       </w:r>
-      <w:hyperlink w:history="1" r:id="rId45xh_crogf-yeupqk1yo2">
+      <w:hyperlink w:history="1" r:id="rIdwssq69kjqp0y1pptzsgpa">
         <w:r>
           <w:rPr>
             <w:rStyle w:val="Hyperlink"/>
@@ -388,7 +388,7 @@
       <w:r>
         <w:t xml:space="preserve">Program planning typically begins with a participatory assessment of your business and organization and with the board, stakeholders, and clients. Conducting a thorough situation or problem analysis is central to your assessment. Your organization or business should review available evidence to complete your analysis, identifying the direct threats, core problems, and indirect threats, also known as drivers and causes. Evidence can be in many formats, for example </w:t>
       </w:r>
-      <w:hyperlink w:history="1" r:id="rIdu5zxyall2dgyecjnxqtjs">
+      <w:hyperlink w:history="1" r:id="rIdltigxauzmbjdaz7g3rplw">
         <w:r>
           <w:rPr>
             <w:rStyle w:val="Hyperlink"/>
@@ -1569,7 +1569,7 @@
       <w:r>
         <w:t xml:space="preserve">The </w:t>
       </w:r>
-      <w:hyperlink w:history="1" r:id="rIddmio2ndiycnkj2ohjjnmd">
+      <w:hyperlink w:history="1" r:id="rIddpdyvaiziel8hyovpcbgl">
         <w:r>
           <w:rPr>
             <w:rStyle w:val="Hyperlink"/>
@@ -1595,7 +1595,7 @@
           <w:numId w:val="20"/>
         </w:numPr>
       </w:pPr>
-      <w:hyperlink w:history="1" r:id="rIdhnxxo-2iutceyysjfzcw4">
+      <w:hyperlink w:history="1" r:id="rIdhsspp8aaoqygw4mazhx40">
         <w:r>
           <w:rPr>
             <w:rStyle w:val="Hyperlink"/>
@@ -1624,7 +1624,7 @@
       <w:r>
         <w:t xml:space="preserve">Business planning differs from organizational planning and typically focuses on developing a strategic business plan and pitch deck. See the </w:t>
       </w:r>
-      <w:hyperlink w:history="1" r:id="rIdflwgapcifki9t1hn48xsl">
+      <w:hyperlink w:history="1" r:id="rIdebzoezixux5qc6dcqyr18">
         <w:r>
           <w:rPr>
             <w:rStyle w:val="Hyperlink"/>
@@ -1635,7 +1635,7 @@
       <w:r>
         <w:t xml:space="preserve"> templates page for a business plan template. For a forest product business plan, see </w:t>
       </w:r>
-      <w:hyperlink w:history="1" r:id="rId8y3fp2_7xxbmel-qhclua">
+      <w:hyperlink w:history="1" r:id="rIdwk8auo65ecpw7sb6p6uen">
         <w:r>
           <w:rPr>
             <w:rStyle w:val="Hyperlink"/>
@@ -1655,7 +1655,7 @@
           <w:numId w:val="20"/>
         </w:numPr>
       </w:pPr>
-      <w:hyperlink w:history="1" r:id="rId-fovq68vdcfipi19a4bvo">
+      <w:hyperlink w:history="1" r:id="rId93di3z_cn5ac55davbb1b">
         <w:r>
           <w:rPr>
             <w:rStyle w:val="Hyperlink"/>
@@ -1675,7 +1675,7 @@
           <w:numId w:val="20"/>
         </w:numPr>
       </w:pPr>
-      <w:hyperlink w:history="1" r:id="rIddtmityumgheyvhk8x5saw">
+      <w:hyperlink w:history="1" r:id="rIdea7-jxfspn4240ih0dyyw">
         <w:r>
           <w:rPr>
             <w:rStyle w:val="Hyperlink"/>
@@ -1686,7 +1686,7 @@
       <w:r>
         <w:t xml:space="preserve"> are effective communication tools. FBA prepared a storymap about </w:t>
       </w:r>
-      <w:hyperlink w:history="1" r:id="rId0wognizigyeuvcd5j8vzu">
+      <w:hyperlink w:history="1" r:id="rIdefmnwd05bcqmyvyahfyhx">
         <w:r>
           <w:rPr>
             <w:rStyle w:val="Hyperlink"/>
@@ -1754,7 +1754,7 @@
       <w:r>
         <w:t xml:space="preserve">. Conservation Measures Partnership. </w:t>
       </w:r>
-      <w:hyperlink w:history="1" r:id="rId-rgbxeojmjrki8ecltzs2">
+      <w:hyperlink w:history="1" r:id="rIdjwozwyra2x6jyeawlqnpy">
         <w:r>
           <w:rPr>
             <w:rStyle w:val="Hyperlink"/>
@@ -1777,7 +1777,7 @@
       <w:r>
         <w:t xml:space="preserve">. Catholic Relief Services. </w:t>
       </w:r>
-      <w:hyperlink w:history="1" r:id="rId1r_5de2duzdy0m8dmpszl">
+      <w:hyperlink w:history="1" r:id="rIdfttutjalvdtthrmvulcnq">
         <w:r>
           <w:rPr>
             <w:rStyle w:val="Hyperlink"/>
@@ -1800,7 +1800,7 @@
       <w:r>
         <w:t xml:space="preserve">. 3point.xyz. </w:t>
       </w:r>
-      <w:hyperlink w:history="1" r:id="rId0udww5eakveavq453ou4m">
+      <w:hyperlink w:history="1" r:id="rIdguklgpi4bpxjdvj9v17ht">
         <w:r>
           <w:rPr>
             <w:rStyle w:val="Hyperlink"/>
@@ -1823,7 +1823,7 @@
       <w:r>
         <w:t xml:space="preserve">. 3point.xyz. </w:t>
       </w:r>
-      <w:hyperlink w:history="1" r:id="rIdyeclcyw6s8d7slhnadrxq">
+      <w:hyperlink w:history="1" r:id="rIdwkoup6wfwamtlzo6tmiuj">
         <w:r>
           <w:rPr>
             <w:rStyle w:val="Hyperlink"/>
@@ -1846,7 +1846,7 @@
       <w:r>
         <w:t xml:space="preserve">. </w:t>
       </w:r>
-      <w:hyperlink w:history="1" r:id="rIdrh4-gs9nuz-knrpfjbflh">
+      <w:hyperlink w:history="1" r:id="rIdsptfq_furl2kdwbbpxvtz">
         <w:r>
           <w:rPr>
             <w:rStyle w:val="Hyperlink"/>

--- a/chapters/exports/02-program.docx
+++ b/chapters/exports/02-program.docx
@@ -141,7 +141,7 @@
       <w:r>
         <w:t xml:space="preserve">The Forest Business Alliance (FBA) created this chapter to help grant seekers, program/project managers, and business owners design projects for submission to CAL FIRE’s Wood Products and Bioenergy Business and Workforce Development Grant </w:t>
       </w:r>
-      <w:hyperlink w:history="1" r:id="rIdfu8eyowxnals6yyv7ln39">
+      <w:hyperlink w:history="1" r:id="rId6t-oorkoeykge3tuzphvi">
         <w:r>
           <w:rPr>
             <w:rStyle w:val="Hyperlink"/>
@@ -152,7 +152,7 @@
       <w:r>
         <w:t xml:space="preserve">. These guidance documents may also be useful for the USDA Forest Service’s Wood Innovation </w:t>
       </w:r>
-      <w:hyperlink w:history="1" r:id="rIdwssq69kjqp0y1pptzsgpa">
+      <w:hyperlink w:history="1" r:id="rIdbe72866canqwqqecyyy3j">
         <w:r>
           <w:rPr>
             <w:rStyle w:val="Hyperlink"/>
@@ -388,7 +388,7 @@
       <w:r>
         <w:t xml:space="preserve">Program planning typically begins with a participatory assessment of your business and organization and with the board, stakeholders, and clients. Conducting a thorough situation or problem analysis is central to your assessment. Your organization or business should review available evidence to complete your analysis, identifying the direct threats, core problems, and indirect threats, also known as drivers and causes. Evidence can be in many formats, for example </w:t>
       </w:r>
-      <w:hyperlink w:history="1" r:id="rIdltigxauzmbjdaz7g3rplw">
+      <w:hyperlink w:history="1" r:id="rIda4yyma7qfihpnezfnl5ki">
         <w:r>
           <w:rPr>
             <w:rStyle w:val="Hyperlink"/>
@@ -1569,7 +1569,7 @@
       <w:r>
         <w:t xml:space="preserve">The </w:t>
       </w:r>
-      <w:hyperlink w:history="1" r:id="rIddpdyvaiziel8hyovpcbgl">
+      <w:hyperlink w:history="1" r:id="rIdxmwcdbusokb5mevp7ccjk">
         <w:r>
           <w:rPr>
             <w:rStyle w:val="Hyperlink"/>
@@ -1595,7 +1595,7 @@
           <w:numId w:val="20"/>
         </w:numPr>
       </w:pPr>
-      <w:hyperlink w:history="1" r:id="rIdhsspp8aaoqygw4mazhx40">
+      <w:hyperlink w:history="1" r:id="rIdhzlny-doovc7qfemqqrnh">
         <w:r>
           <w:rPr>
             <w:rStyle w:val="Hyperlink"/>
@@ -1624,7 +1624,7 @@
       <w:r>
         <w:t xml:space="preserve">Business planning differs from organizational planning and typically focuses on developing a strategic business plan and pitch deck. See the </w:t>
       </w:r>
-      <w:hyperlink w:history="1" r:id="rIdebzoezixux5qc6dcqyr18">
+      <w:hyperlink w:history="1" r:id="rIdh1mknrlrxbhbyahgvrdnc">
         <w:r>
           <w:rPr>
             <w:rStyle w:val="Hyperlink"/>
@@ -1635,7 +1635,7 @@
       <w:r>
         <w:t xml:space="preserve"> templates page for a business plan template. For a forest product business plan, see </w:t>
       </w:r>
-      <w:hyperlink w:history="1" r:id="rIdwk8auo65ecpw7sb6p6uen">
+      <w:hyperlink w:history="1" r:id="rIdxqlsm2qeij0h_iyodu5hm">
         <w:r>
           <w:rPr>
             <w:rStyle w:val="Hyperlink"/>
@@ -1655,7 +1655,7 @@
           <w:numId w:val="20"/>
         </w:numPr>
       </w:pPr>
-      <w:hyperlink w:history="1" r:id="rId93di3z_cn5ac55davbb1b">
+      <w:hyperlink w:history="1" r:id="rIdv3t3nh1xzm4kltit5tvtd">
         <w:r>
           <w:rPr>
             <w:rStyle w:val="Hyperlink"/>
@@ -1675,7 +1675,7 @@
           <w:numId w:val="20"/>
         </w:numPr>
       </w:pPr>
-      <w:hyperlink w:history="1" r:id="rIdea7-jxfspn4240ih0dyyw">
+      <w:hyperlink w:history="1" r:id="rIdv4fz_udcfo_1vcucli8bj">
         <w:r>
           <w:rPr>
             <w:rStyle w:val="Hyperlink"/>
@@ -1686,7 +1686,7 @@
       <w:r>
         <w:t xml:space="preserve"> are effective communication tools. FBA prepared a storymap about </w:t>
       </w:r>
-      <w:hyperlink w:history="1" r:id="rIdefmnwd05bcqmyvyahfyhx">
+      <w:hyperlink w:history="1" r:id="rId6rt4fx-1hr15gj6jnpqea">
         <w:r>
           <w:rPr>
             <w:rStyle w:val="Hyperlink"/>
@@ -1754,7 +1754,7 @@
       <w:r>
         <w:t xml:space="preserve">. Conservation Measures Partnership. </w:t>
       </w:r>
-      <w:hyperlink w:history="1" r:id="rIdjwozwyra2x6jyeawlqnpy">
+      <w:hyperlink w:history="1" r:id="rIdopxulitvm43oppgjq24xt">
         <w:r>
           <w:rPr>
             <w:rStyle w:val="Hyperlink"/>
@@ -1777,7 +1777,7 @@
       <w:r>
         <w:t xml:space="preserve">. Catholic Relief Services. </w:t>
       </w:r>
-      <w:hyperlink w:history="1" r:id="rIdfttutjalvdtthrmvulcnq">
+      <w:hyperlink w:history="1" r:id="rIda_teut2bm0b9lwrgjjk7p">
         <w:r>
           <w:rPr>
             <w:rStyle w:val="Hyperlink"/>
@@ -1800,7 +1800,7 @@
       <w:r>
         <w:t xml:space="preserve">. 3point.xyz. </w:t>
       </w:r>
-      <w:hyperlink w:history="1" r:id="rIdguklgpi4bpxjdvj9v17ht">
+      <w:hyperlink w:history="1" r:id="rIdnhotnuqdps8a59rddi_tv">
         <w:r>
           <w:rPr>
             <w:rStyle w:val="Hyperlink"/>
@@ -1823,7 +1823,7 @@
       <w:r>
         <w:t xml:space="preserve">. 3point.xyz. </w:t>
       </w:r>
-      <w:hyperlink w:history="1" r:id="rIdwkoup6wfwamtlzo6tmiuj">
+      <w:hyperlink w:history="1" r:id="rIdonxfwpqcd48twip_0qbnv">
         <w:r>
           <w:rPr>
             <w:rStyle w:val="Hyperlink"/>
@@ -1846,7 +1846,7 @@
       <w:r>
         <w:t xml:space="preserve">. </w:t>
       </w:r>
-      <w:hyperlink w:history="1" r:id="rIdsptfq_furl2kdwbbpxvtz">
+      <w:hyperlink w:history="1" r:id="rIdxgdb8egjwfekrjqsppbc6">
         <w:r>
           <w:rPr>
             <w:rStyle w:val="Hyperlink"/>

--- a/chapters/exports/02-program.docx
+++ b/chapters/exports/02-program.docx
@@ -141,7 +141,7 @@
       <w:r>
         <w:t xml:space="preserve">The Forest Business Alliance (FBA) created this chapter to help grant seekers, program/project managers, and business owners design projects for submission to CAL FIRE’s Wood Products and Bioenergy Business and Workforce Development Grant </w:t>
       </w:r>
-      <w:hyperlink w:history="1" r:id="rId6t-oorkoeykge3tuzphvi">
+      <w:hyperlink w:history="1" r:id="rIdnyzj3x_5xoujl_6wb6sir">
         <w:r>
           <w:rPr>
             <w:rStyle w:val="Hyperlink"/>
@@ -152,7 +152,7 @@
       <w:r>
         <w:t xml:space="preserve">. These guidance documents may also be useful for the USDA Forest Service’s Wood Innovation </w:t>
       </w:r>
-      <w:hyperlink w:history="1" r:id="rIdbe72866canqwqqecyyy3j">
+      <w:hyperlink w:history="1" r:id="rIdpc5nojw14l6zlll76_hkk">
         <w:r>
           <w:rPr>
             <w:rStyle w:val="Hyperlink"/>
@@ -388,7 +388,7 @@
       <w:r>
         <w:t xml:space="preserve">Program planning typically begins with a participatory assessment of your business and organization and with the board, stakeholders, and clients. Conducting a thorough situation or problem analysis is central to your assessment. Your organization or business should review available evidence to complete your analysis, identifying the direct threats, core problems, and indirect threats, also known as drivers and causes. Evidence can be in many formats, for example </w:t>
       </w:r>
-      <w:hyperlink w:history="1" r:id="rIda4yyma7qfihpnezfnl5ki">
+      <w:hyperlink w:history="1" r:id="rIddktmr-n1e3nlxebcozwzh">
         <w:r>
           <w:rPr>
             <w:rStyle w:val="Hyperlink"/>
@@ -1569,7 +1569,7 @@
       <w:r>
         <w:t xml:space="preserve">The </w:t>
       </w:r>
-      <w:hyperlink w:history="1" r:id="rIdxmwcdbusokb5mevp7ccjk">
+      <w:hyperlink w:history="1" r:id="rId0tcekp3r1wc_7vmioz00z">
         <w:r>
           <w:rPr>
             <w:rStyle w:val="Hyperlink"/>
@@ -1595,7 +1595,7 @@
           <w:numId w:val="20"/>
         </w:numPr>
       </w:pPr>
-      <w:hyperlink w:history="1" r:id="rIdhzlny-doovc7qfemqqrnh">
+      <w:hyperlink w:history="1" r:id="rIdu_fcbrfdm_q9or7_xdsya">
         <w:r>
           <w:rPr>
             <w:rStyle w:val="Hyperlink"/>
@@ -1624,7 +1624,7 @@
       <w:r>
         <w:t xml:space="preserve">Business planning differs from organizational planning and typically focuses on developing a strategic business plan and pitch deck. See the </w:t>
       </w:r>
-      <w:hyperlink w:history="1" r:id="rIdh1mknrlrxbhbyahgvrdnc">
+      <w:hyperlink w:history="1" r:id="rIdgi45xbu2p1bjdfdq7a_5o">
         <w:r>
           <w:rPr>
             <w:rStyle w:val="Hyperlink"/>
@@ -1635,7 +1635,7 @@
       <w:r>
         <w:t xml:space="preserve"> templates page for a business plan template. For a forest product business plan, see </w:t>
       </w:r>
-      <w:hyperlink w:history="1" r:id="rIdxqlsm2qeij0h_iyodu5hm">
+      <w:hyperlink w:history="1" r:id="rId1-8m5ksatzsodo0jko6nz">
         <w:r>
           <w:rPr>
             <w:rStyle w:val="Hyperlink"/>
@@ -1655,7 +1655,7 @@
           <w:numId w:val="20"/>
         </w:numPr>
       </w:pPr>
-      <w:hyperlink w:history="1" r:id="rIdv3t3nh1xzm4kltit5tvtd">
+      <w:hyperlink w:history="1" r:id="rIdgndtpyscdxsosr7zll6gx">
         <w:r>
           <w:rPr>
             <w:rStyle w:val="Hyperlink"/>
@@ -1675,7 +1675,7 @@
           <w:numId w:val="20"/>
         </w:numPr>
       </w:pPr>
-      <w:hyperlink w:history="1" r:id="rIdv4fz_udcfo_1vcucli8bj">
+      <w:hyperlink w:history="1" r:id="rId9-pnm0sw6vi1h7hdveruj">
         <w:r>
           <w:rPr>
             <w:rStyle w:val="Hyperlink"/>
@@ -1686,7 +1686,7 @@
       <w:r>
         <w:t xml:space="preserve"> are effective communication tools. FBA prepared a storymap about </w:t>
       </w:r>
-      <w:hyperlink w:history="1" r:id="rId6rt4fx-1hr15gj6jnpqea">
+      <w:hyperlink w:history="1" r:id="rIdtgc3djmacu266oycr3m6o">
         <w:r>
           <w:rPr>
             <w:rStyle w:val="Hyperlink"/>
@@ -1754,7 +1754,7 @@
       <w:r>
         <w:t xml:space="preserve">. Conservation Measures Partnership. </w:t>
       </w:r>
-      <w:hyperlink w:history="1" r:id="rIdopxulitvm43oppgjq24xt">
+      <w:hyperlink w:history="1" r:id="rIdjo_ohfkcshvlpkxcdxos9">
         <w:r>
           <w:rPr>
             <w:rStyle w:val="Hyperlink"/>
@@ -1777,7 +1777,7 @@
       <w:r>
         <w:t xml:space="preserve">. Catholic Relief Services. </w:t>
       </w:r>
-      <w:hyperlink w:history="1" r:id="rIda_teut2bm0b9lwrgjjk7p">
+      <w:hyperlink w:history="1" r:id="rIdxjgrlnhs-2yoqbgsjlei6">
         <w:r>
           <w:rPr>
             <w:rStyle w:val="Hyperlink"/>
@@ -1800,7 +1800,7 @@
       <w:r>
         <w:t xml:space="preserve">. 3point.xyz. </w:t>
       </w:r>
-      <w:hyperlink w:history="1" r:id="rIdnhotnuqdps8a59rddi_tv">
+      <w:hyperlink w:history="1" r:id="rIdhsfcxaeyanw8seym9n0h2">
         <w:r>
           <w:rPr>
             <w:rStyle w:val="Hyperlink"/>
@@ -1823,7 +1823,7 @@
       <w:r>
         <w:t xml:space="preserve">. 3point.xyz. </w:t>
       </w:r>
-      <w:hyperlink w:history="1" r:id="rIdonxfwpqcd48twip_0qbnv">
+      <w:hyperlink w:history="1" r:id="rIdulqdpi9ofxi2l9e0nhnrb">
         <w:r>
           <w:rPr>
             <w:rStyle w:val="Hyperlink"/>
@@ -1846,7 +1846,7 @@
       <w:r>
         <w:t xml:space="preserve">. </w:t>
       </w:r>
-      <w:hyperlink w:history="1" r:id="rIdxgdb8egjwfekrjqsppbc6">
+      <w:hyperlink w:history="1" r:id="rIdtyaj4mz_cewohnps_ottf">
         <w:r>
           <w:rPr>
             <w:rStyle w:val="Hyperlink"/>

--- a/chapters/exports/02-program.docx
+++ b/chapters/exports/02-program.docx
@@ -141,7 +141,7 @@
       <w:r>
         <w:t xml:space="preserve">The Forest Business Alliance (FBA) created this chapter to help grant seekers, program/project managers, and business owners design projects for submission to CAL FIRE’s Wood Products and Bioenergy Business and Workforce Development Grant </w:t>
       </w:r>
-      <w:hyperlink w:history="1" r:id="rIdnyzj3x_5xoujl_6wb6sir">
+      <w:hyperlink w:history="1" r:id="rIdzvmoimqqnbr4qav4xuh7u">
         <w:r>
           <w:rPr>
             <w:rStyle w:val="Hyperlink"/>
@@ -152,7 +152,7 @@
       <w:r>
         <w:t xml:space="preserve">. These guidance documents may also be useful for the USDA Forest Service’s Wood Innovation </w:t>
       </w:r>
-      <w:hyperlink w:history="1" r:id="rIdpc5nojw14l6zlll76_hkk">
+      <w:hyperlink w:history="1" r:id="rIdthl8p9wvdcc5rwqkft_o8">
         <w:r>
           <w:rPr>
             <w:rStyle w:val="Hyperlink"/>
@@ -388,7 +388,7 @@
       <w:r>
         <w:t xml:space="preserve">Program planning typically begins with a participatory assessment of your business and organization and with the board, stakeholders, and clients. Conducting a thorough situation or problem analysis is central to your assessment. Your organization or business should review available evidence to complete your analysis, identifying the direct threats, core problems, and indirect threats, also known as drivers and causes. Evidence can be in many formats, for example </w:t>
       </w:r>
-      <w:hyperlink w:history="1" r:id="rIddktmr-n1e3nlxebcozwzh">
+      <w:hyperlink w:history="1" r:id="rIdz-ahzgz0rmqjvsz1io7tb">
         <w:r>
           <w:rPr>
             <w:rStyle w:val="Hyperlink"/>
@@ -1569,7 +1569,7 @@
       <w:r>
         <w:t xml:space="preserve">The </w:t>
       </w:r>
-      <w:hyperlink w:history="1" r:id="rId0tcekp3r1wc_7vmioz00z">
+      <w:hyperlink w:history="1" r:id="rId_imxmwssrj9_eb14xivg7">
         <w:r>
           <w:rPr>
             <w:rStyle w:val="Hyperlink"/>
@@ -1595,7 +1595,7 @@
           <w:numId w:val="20"/>
         </w:numPr>
       </w:pPr>
-      <w:hyperlink w:history="1" r:id="rIdu_fcbrfdm_q9or7_xdsya">
+      <w:hyperlink w:history="1" r:id="rIdlgw142qbnb4nw1p3d5mby">
         <w:r>
           <w:rPr>
             <w:rStyle w:val="Hyperlink"/>
@@ -1624,7 +1624,7 @@
       <w:r>
         <w:t xml:space="preserve">Business planning differs from organizational planning and typically focuses on developing a strategic business plan and pitch deck. See the </w:t>
       </w:r>
-      <w:hyperlink w:history="1" r:id="rIdgi45xbu2p1bjdfdq7a_5o">
+      <w:hyperlink w:history="1" r:id="rIdc68fyvuxmrd3ofyaponqo">
         <w:r>
           <w:rPr>
             <w:rStyle w:val="Hyperlink"/>
@@ -1635,7 +1635,7 @@
       <w:r>
         <w:t xml:space="preserve"> templates page for a business plan template. For a forest product business plan, see </w:t>
       </w:r>
-      <w:hyperlink w:history="1" r:id="rId1-8m5ksatzsodo0jko6nz">
+      <w:hyperlink w:history="1" r:id="rIdctrxqmkqnuijjvuwzl0kg">
         <w:r>
           <w:rPr>
             <w:rStyle w:val="Hyperlink"/>
@@ -1655,7 +1655,7 @@
           <w:numId w:val="20"/>
         </w:numPr>
       </w:pPr>
-      <w:hyperlink w:history="1" r:id="rIdgndtpyscdxsosr7zll6gx">
+      <w:hyperlink w:history="1" r:id="rIdcpqridf9mrk0yxw8jwrwt">
         <w:r>
           <w:rPr>
             <w:rStyle w:val="Hyperlink"/>
@@ -1675,7 +1675,7 @@
           <w:numId w:val="20"/>
         </w:numPr>
       </w:pPr>
-      <w:hyperlink w:history="1" r:id="rId9-pnm0sw6vi1h7hdveruj">
+      <w:hyperlink w:history="1" r:id="rIdjub_bewq1kbnax3j5cyxw">
         <w:r>
           <w:rPr>
             <w:rStyle w:val="Hyperlink"/>
@@ -1686,7 +1686,7 @@
       <w:r>
         <w:t xml:space="preserve"> are effective communication tools. FBA prepared a storymap about </w:t>
       </w:r>
-      <w:hyperlink w:history="1" r:id="rIdtgc3djmacu266oycr3m6o">
+      <w:hyperlink w:history="1" r:id="rIddqozwmnhuktuulclnuqte">
         <w:r>
           <w:rPr>
             <w:rStyle w:val="Hyperlink"/>
@@ -1754,7 +1754,7 @@
       <w:r>
         <w:t xml:space="preserve">. Conservation Measures Partnership. </w:t>
       </w:r>
-      <w:hyperlink w:history="1" r:id="rIdjo_ohfkcshvlpkxcdxos9">
+      <w:hyperlink w:history="1" r:id="rIdooks7v3myrvyumn0hihab">
         <w:r>
           <w:rPr>
             <w:rStyle w:val="Hyperlink"/>
@@ -1777,7 +1777,7 @@
       <w:r>
         <w:t xml:space="preserve">. Catholic Relief Services. </w:t>
       </w:r>
-      <w:hyperlink w:history="1" r:id="rIdxjgrlnhs-2yoqbgsjlei6">
+      <w:hyperlink w:history="1" r:id="rIdil3kq8f67ue-suucnus94">
         <w:r>
           <w:rPr>
             <w:rStyle w:val="Hyperlink"/>
@@ -1800,7 +1800,7 @@
       <w:r>
         <w:t xml:space="preserve">. 3point.xyz. </w:t>
       </w:r>
-      <w:hyperlink w:history="1" r:id="rIdhsfcxaeyanw8seym9n0h2">
+      <w:hyperlink w:history="1" r:id="rIdhm12391tox-k62f4oz0sd">
         <w:r>
           <w:rPr>
             <w:rStyle w:val="Hyperlink"/>
@@ -1823,7 +1823,7 @@
       <w:r>
         <w:t xml:space="preserve">. 3point.xyz. </w:t>
       </w:r>
-      <w:hyperlink w:history="1" r:id="rIdulqdpi9ofxi2l9e0nhnrb">
+      <w:hyperlink w:history="1" r:id="rId7tzdvllqbzeevkcqy4tjr">
         <w:r>
           <w:rPr>
             <w:rStyle w:val="Hyperlink"/>
@@ -1846,7 +1846,7 @@
       <w:r>
         <w:t xml:space="preserve">. </w:t>
       </w:r>
-      <w:hyperlink w:history="1" r:id="rIdtyaj4mz_cewohnps_ottf">
+      <w:hyperlink w:history="1" r:id="rIdva8oaxl1jpt1ij0x-t28t">
         <w:r>
           <w:rPr>
             <w:rStyle w:val="Hyperlink"/>

--- a/chapters/exports/02-program.docx
+++ b/chapters/exports/02-program.docx
@@ -141,7 +141,7 @@
       <w:r>
         <w:t xml:space="preserve">The Forest Business Alliance (FBA) created this chapter to help grant seekers, program/project managers, and business owners design projects for submission to CAL FIRE’s Wood Products and Bioenergy Business and Workforce Development Grant </w:t>
       </w:r>
-      <w:hyperlink w:history="1" r:id="rIdzvmoimqqnbr4qav4xuh7u">
+      <w:hyperlink w:history="1" r:id="rIdhgdtoafxiozfimdhkky5x">
         <w:r>
           <w:rPr>
             <w:rStyle w:val="Hyperlink"/>
@@ -152,7 +152,7 @@
       <w:r>
         <w:t xml:space="preserve">. These guidance documents may also be useful for the USDA Forest Service’s Wood Innovation </w:t>
       </w:r>
-      <w:hyperlink w:history="1" r:id="rIdthl8p9wvdcc5rwqkft_o8">
+      <w:hyperlink w:history="1" r:id="rIdzona2u4tttn8eaynm20jk">
         <w:r>
           <w:rPr>
             <w:rStyle w:val="Hyperlink"/>
@@ -388,7 +388,7 @@
       <w:r>
         <w:t xml:space="preserve">Program planning typically begins with a participatory assessment of your business and organization and with the board, stakeholders, and clients. Conducting a thorough situation or problem analysis is central to your assessment. Your organization or business should review available evidence to complete your analysis, identifying the direct threats, core problems, and indirect threats, also known as drivers and causes. Evidence can be in many formats, for example </w:t>
       </w:r>
-      <w:hyperlink w:history="1" r:id="rIdz-ahzgz0rmqjvsz1io7tb">
+      <w:hyperlink w:history="1" r:id="rIdqtncshkdd7jhqozve69kx">
         <w:r>
           <w:rPr>
             <w:rStyle w:val="Hyperlink"/>
@@ -1569,7 +1569,7 @@
       <w:r>
         <w:t xml:space="preserve">The </w:t>
       </w:r>
-      <w:hyperlink w:history="1" r:id="rId_imxmwssrj9_eb14xivg7">
+      <w:hyperlink w:history="1" r:id="rIdcxg9nzoeklndhyqg5wvxb">
         <w:r>
           <w:rPr>
             <w:rStyle w:val="Hyperlink"/>
@@ -1595,7 +1595,7 @@
           <w:numId w:val="20"/>
         </w:numPr>
       </w:pPr>
-      <w:hyperlink w:history="1" r:id="rIdlgw142qbnb4nw1p3d5mby">
+      <w:hyperlink w:history="1" r:id="rIdyovbjglftigfwyfdp1y2k">
         <w:r>
           <w:rPr>
             <w:rStyle w:val="Hyperlink"/>
@@ -1624,7 +1624,7 @@
       <w:r>
         <w:t xml:space="preserve">Business planning differs from organizational planning and typically focuses on developing a strategic business plan and pitch deck. See the </w:t>
       </w:r>
-      <w:hyperlink w:history="1" r:id="rIdc68fyvuxmrd3ofyaponqo">
+      <w:hyperlink w:history="1" r:id="rIdtrqlclzict4takfeknbho">
         <w:r>
           <w:rPr>
             <w:rStyle w:val="Hyperlink"/>
@@ -1635,7 +1635,7 @@
       <w:r>
         <w:t xml:space="preserve"> templates page for a business plan template. For a forest product business plan, see </w:t>
       </w:r>
-      <w:hyperlink w:history="1" r:id="rIdctrxqmkqnuijjvuwzl0kg">
+      <w:hyperlink w:history="1" r:id="rIdgjqszkw6qk52nrs0uw0t2">
         <w:r>
           <w:rPr>
             <w:rStyle w:val="Hyperlink"/>
@@ -1655,7 +1655,7 @@
           <w:numId w:val="20"/>
         </w:numPr>
       </w:pPr>
-      <w:hyperlink w:history="1" r:id="rIdcpqridf9mrk0yxw8jwrwt">
+      <w:hyperlink w:history="1" r:id="rIdmsy1y5d4wdzi6bjg--qt5">
         <w:r>
           <w:rPr>
             <w:rStyle w:val="Hyperlink"/>
@@ -1675,7 +1675,7 @@
           <w:numId w:val="20"/>
         </w:numPr>
       </w:pPr>
-      <w:hyperlink w:history="1" r:id="rIdjub_bewq1kbnax3j5cyxw">
+      <w:hyperlink w:history="1" r:id="rIdp3thu4ikuwu4wfzanq9xf">
         <w:r>
           <w:rPr>
             <w:rStyle w:val="Hyperlink"/>
@@ -1686,7 +1686,7 @@
       <w:r>
         <w:t xml:space="preserve"> are effective communication tools. FBA prepared a storymap about </w:t>
       </w:r>
-      <w:hyperlink w:history="1" r:id="rIddqozwmnhuktuulclnuqte">
+      <w:hyperlink w:history="1" r:id="rIdktp1q2iq7jicjhy36oqtl">
         <w:r>
           <w:rPr>
             <w:rStyle w:val="Hyperlink"/>
@@ -1754,7 +1754,7 @@
       <w:r>
         <w:t xml:space="preserve">. Conservation Measures Partnership. </w:t>
       </w:r>
-      <w:hyperlink w:history="1" r:id="rIdooks7v3myrvyumn0hihab">
+      <w:hyperlink w:history="1" r:id="rIdchmhyhtoz3t14yb5yrm2n">
         <w:r>
           <w:rPr>
             <w:rStyle w:val="Hyperlink"/>
@@ -1777,7 +1777,7 @@
       <w:r>
         <w:t xml:space="preserve">. Catholic Relief Services. </w:t>
       </w:r>
-      <w:hyperlink w:history="1" r:id="rIdil3kq8f67ue-suucnus94">
+      <w:hyperlink w:history="1" r:id="rIduldqzy00-hh22qqfwhqt9">
         <w:r>
           <w:rPr>
             <w:rStyle w:val="Hyperlink"/>
@@ -1800,7 +1800,7 @@
       <w:r>
         <w:t xml:space="preserve">. 3point.xyz. </w:t>
       </w:r>
-      <w:hyperlink w:history="1" r:id="rIdhm12391tox-k62f4oz0sd">
+      <w:hyperlink w:history="1" r:id="rIdpymvoue4wybbpvow17zz9">
         <w:r>
           <w:rPr>
             <w:rStyle w:val="Hyperlink"/>
@@ -1823,7 +1823,7 @@
       <w:r>
         <w:t xml:space="preserve">. 3point.xyz. </w:t>
       </w:r>
-      <w:hyperlink w:history="1" r:id="rId7tzdvllqbzeevkcqy4tjr">
+      <w:hyperlink w:history="1" r:id="rIdpsx9z-kwpiejlnvuqag1z">
         <w:r>
           <w:rPr>
             <w:rStyle w:val="Hyperlink"/>
@@ -1846,7 +1846,7 @@
       <w:r>
         <w:t xml:space="preserve">. </w:t>
       </w:r>
-      <w:hyperlink w:history="1" r:id="rIdva8oaxl1jpt1ij0x-t28t">
+      <w:hyperlink w:history="1" r:id="rId_ol52m1hygaax-lc4lkdh">
         <w:r>
           <w:rPr>
             <w:rStyle w:val="Hyperlink"/>

--- a/chapters/exports/02-program.docx
+++ b/chapters/exports/02-program.docx
@@ -141,7 +141,7 @@
       <w:r>
         <w:t xml:space="preserve">The Forest Business Alliance (FBA) created this chapter to help grant seekers, program/project managers, and business owners design projects for submission to CAL FIRE’s Wood Products and Bioenergy Business and Workforce Development Grant </w:t>
       </w:r>
-      <w:hyperlink w:history="1" r:id="rIdhgdtoafxiozfimdhkky5x">
+      <w:hyperlink w:history="1" r:id="rIdoxrgnkkup52waf_vjeeqj">
         <w:r>
           <w:rPr>
             <w:rStyle w:val="Hyperlink"/>
@@ -152,7 +152,7 @@
       <w:r>
         <w:t xml:space="preserve">. These guidance documents may also be useful for the USDA Forest Service’s Wood Innovation </w:t>
       </w:r>
-      <w:hyperlink w:history="1" r:id="rIdzona2u4tttn8eaynm20jk">
+      <w:hyperlink w:history="1" r:id="rIdfgr7q7frffbiuvnxlyqbt">
         <w:r>
           <w:rPr>
             <w:rStyle w:val="Hyperlink"/>
@@ -388,7 +388,7 @@
       <w:r>
         <w:t xml:space="preserve">Program planning typically begins with a participatory assessment of your business and organization and with the board, stakeholders, and clients. Conducting a thorough situation or problem analysis is central to your assessment. Your organization or business should review available evidence to complete your analysis, identifying the direct threats, core problems, and indirect threats, also known as drivers and causes. Evidence can be in many formats, for example </w:t>
       </w:r>
-      <w:hyperlink w:history="1" r:id="rIdqtncshkdd7jhqozve69kx">
+      <w:hyperlink w:history="1" r:id="rIdnxgf1uoasjiv91aesbmuf">
         <w:r>
           <w:rPr>
             <w:rStyle w:val="Hyperlink"/>
@@ -1569,7 +1569,7 @@
       <w:r>
         <w:t xml:space="preserve">The </w:t>
       </w:r>
-      <w:hyperlink w:history="1" r:id="rIdcxg9nzoeklndhyqg5wvxb">
+      <w:hyperlink w:history="1" r:id="rId8kryq5vbvqhkoaq4qmbyg">
         <w:r>
           <w:rPr>
             <w:rStyle w:val="Hyperlink"/>
@@ -1595,7 +1595,7 @@
           <w:numId w:val="20"/>
         </w:numPr>
       </w:pPr>
-      <w:hyperlink w:history="1" r:id="rIdyovbjglftigfwyfdp1y2k">
+      <w:hyperlink w:history="1" r:id="rIdlz6ckn6ga3qysgbxudbdu">
         <w:r>
           <w:rPr>
             <w:rStyle w:val="Hyperlink"/>
@@ -1624,7 +1624,7 @@
       <w:r>
         <w:t xml:space="preserve">Business planning differs from organizational planning and typically focuses on developing a strategic business plan and pitch deck. See the </w:t>
       </w:r>
-      <w:hyperlink w:history="1" r:id="rIdtrqlclzict4takfeknbho">
+      <w:hyperlink w:history="1" r:id="rIdjfgotqoi_bb580dicxq4q">
         <w:r>
           <w:rPr>
             <w:rStyle w:val="Hyperlink"/>
@@ -1635,7 +1635,7 @@
       <w:r>
         <w:t xml:space="preserve"> templates page for a business plan template. For a forest product business plan, see </w:t>
       </w:r>
-      <w:hyperlink w:history="1" r:id="rIdgjqszkw6qk52nrs0uw0t2">
+      <w:hyperlink w:history="1" r:id="rIdcsd8bpj3xxabzw6drc6uq">
         <w:r>
           <w:rPr>
             <w:rStyle w:val="Hyperlink"/>
@@ -1655,7 +1655,7 @@
           <w:numId w:val="20"/>
         </w:numPr>
       </w:pPr>
-      <w:hyperlink w:history="1" r:id="rIdmsy1y5d4wdzi6bjg--qt5">
+      <w:hyperlink w:history="1" r:id="rIdhqqt1l_f_nln8rczshtjf">
         <w:r>
           <w:rPr>
             <w:rStyle w:val="Hyperlink"/>
@@ -1675,7 +1675,7 @@
           <w:numId w:val="20"/>
         </w:numPr>
       </w:pPr>
-      <w:hyperlink w:history="1" r:id="rIdp3thu4ikuwu4wfzanq9xf">
+      <w:hyperlink w:history="1" r:id="rId3zb-dawfpxypr3tyxlxvo">
         <w:r>
           <w:rPr>
             <w:rStyle w:val="Hyperlink"/>
@@ -1686,7 +1686,7 @@
       <w:r>
         <w:t xml:space="preserve"> are effective communication tools. FBA prepared a storymap about </w:t>
       </w:r>
-      <w:hyperlink w:history="1" r:id="rIdktp1q2iq7jicjhy36oqtl">
+      <w:hyperlink w:history="1" r:id="rIdlsi6h-cv4hww2prjl0l4x">
         <w:r>
           <w:rPr>
             <w:rStyle w:val="Hyperlink"/>
@@ -1754,7 +1754,7 @@
       <w:r>
         <w:t xml:space="preserve">. Conservation Measures Partnership. </w:t>
       </w:r>
-      <w:hyperlink w:history="1" r:id="rIdchmhyhtoz3t14yb5yrm2n">
+      <w:hyperlink w:history="1" r:id="rIdgivqtansfrzwihux17foo">
         <w:r>
           <w:rPr>
             <w:rStyle w:val="Hyperlink"/>
@@ -1777,7 +1777,7 @@
       <w:r>
         <w:t xml:space="preserve">. Catholic Relief Services. </w:t>
       </w:r>
-      <w:hyperlink w:history="1" r:id="rIduldqzy00-hh22qqfwhqt9">
+      <w:hyperlink w:history="1" r:id="rIdkkvto00bzni7qcrna-wdh">
         <w:r>
           <w:rPr>
             <w:rStyle w:val="Hyperlink"/>
@@ -1800,7 +1800,7 @@
       <w:r>
         <w:t xml:space="preserve">. 3point.xyz. </w:t>
       </w:r>
-      <w:hyperlink w:history="1" r:id="rIdpymvoue4wybbpvow17zz9">
+      <w:hyperlink w:history="1" r:id="rId7frmydojb6z33boc0-zlw">
         <w:r>
           <w:rPr>
             <w:rStyle w:val="Hyperlink"/>
@@ -1823,7 +1823,7 @@
       <w:r>
         <w:t xml:space="preserve">. 3point.xyz. </w:t>
       </w:r>
-      <w:hyperlink w:history="1" r:id="rIdpsx9z-kwpiejlnvuqag1z">
+      <w:hyperlink w:history="1" r:id="rId0gdeqs9marwuolymbh-ar">
         <w:r>
           <w:rPr>
             <w:rStyle w:val="Hyperlink"/>
@@ -1846,7 +1846,7 @@
       <w:r>
         <w:t xml:space="preserve">. </w:t>
       </w:r>
-      <w:hyperlink w:history="1" r:id="rId_ol52m1hygaax-lc4lkdh">
+      <w:hyperlink w:history="1" r:id="rId3gpaopwpn9rikmjsx_zvb">
         <w:r>
           <w:rPr>
             <w:rStyle w:val="Hyperlink"/>

--- a/chapters/exports/02-program.docx
+++ b/chapters/exports/02-program.docx
@@ -141,7 +141,7 @@
       <w:r>
         <w:t xml:space="preserve">The Forest Business Alliance (FBA) created this chapter to help grant seekers, program/project managers, and business owners design projects for submission to CAL FIRE’s Wood Products and Bioenergy Business and Workforce Development Grant </w:t>
       </w:r>
-      <w:hyperlink w:history="1" r:id="rIdoxrgnkkup52waf_vjeeqj">
+      <w:hyperlink w:history="1" r:id="rId2ra43s9lautyteyklr0ys">
         <w:r>
           <w:rPr>
             <w:rStyle w:val="Hyperlink"/>
@@ -152,7 +152,7 @@
       <w:r>
         <w:t xml:space="preserve">. These guidance documents may also be useful for the USDA Forest Service’s Wood Innovation </w:t>
       </w:r>
-      <w:hyperlink w:history="1" r:id="rIdfgr7q7frffbiuvnxlyqbt">
+      <w:hyperlink w:history="1" r:id="rId_40v0cxizvgn1llq1iey4">
         <w:r>
           <w:rPr>
             <w:rStyle w:val="Hyperlink"/>
@@ -388,7 +388,7 @@
       <w:r>
         <w:t xml:space="preserve">Program planning typically begins with a participatory assessment of your business and organization and with the board, stakeholders, and clients. Conducting a thorough situation or problem analysis is central to your assessment. Your organization or business should review available evidence to complete your analysis, identifying the direct threats, core problems, and indirect threats, also known as drivers and causes. Evidence can be in many formats, for example </w:t>
       </w:r>
-      <w:hyperlink w:history="1" r:id="rIdnxgf1uoasjiv91aesbmuf">
+      <w:hyperlink w:history="1" r:id="rIdo8uhbytpyvmsk1_ypa4rk">
         <w:r>
           <w:rPr>
             <w:rStyle w:val="Hyperlink"/>
@@ -1569,7 +1569,7 @@
       <w:r>
         <w:t xml:space="preserve">The </w:t>
       </w:r>
-      <w:hyperlink w:history="1" r:id="rId8kryq5vbvqhkoaq4qmbyg">
+      <w:hyperlink w:history="1" r:id="rIdmf3nlov5oo0zlikpl_uey">
         <w:r>
           <w:rPr>
             <w:rStyle w:val="Hyperlink"/>
@@ -1595,7 +1595,7 @@
           <w:numId w:val="20"/>
         </w:numPr>
       </w:pPr>
-      <w:hyperlink w:history="1" r:id="rIdlz6ckn6ga3qysgbxudbdu">
+      <w:hyperlink w:history="1" r:id="rIdb-qleh5jukh-l-rlc0ey_">
         <w:r>
           <w:rPr>
             <w:rStyle w:val="Hyperlink"/>
@@ -1624,7 +1624,7 @@
       <w:r>
         <w:t xml:space="preserve">Business planning differs from organizational planning and typically focuses on developing a strategic business plan and pitch deck. See the </w:t>
       </w:r>
-      <w:hyperlink w:history="1" r:id="rIdjfgotqoi_bb580dicxq4q">
+      <w:hyperlink w:history="1" r:id="rIdcqkzvuggl1trlbkrpyu4a">
         <w:r>
           <w:rPr>
             <w:rStyle w:val="Hyperlink"/>
@@ -1635,7 +1635,7 @@
       <w:r>
         <w:t xml:space="preserve"> templates page for a business plan template. For a forest product business plan, see </w:t>
       </w:r>
-      <w:hyperlink w:history="1" r:id="rIdcsd8bpj3xxabzw6drc6uq">
+      <w:hyperlink w:history="1" r:id="rIdjmbsfwlj0tmsiqs9jb8ka">
         <w:r>
           <w:rPr>
             <w:rStyle w:val="Hyperlink"/>
@@ -1655,7 +1655,7 @@
           <w:numId w:val="20"/>
         </w:numPr>
       </w:pPr>
-      <w:hyperlink w:history="1" r:id="rIdhqqt1l_f_nln8rczshtjf">
+      <w:hyperlink w:history="1" r:id="rIdmhsqz8vp4ithdzeqwbwye">
         <w:r>
           <w:rPr>
             <w:rStyle w:val="Hyperlink"/>
@@ -1675,7 +1675,7 @@
           <w:numId w:val="20"/>
         </w:numPr>
       </w:pPr>
-      <w:hyperlink w:history="1" r:id="rId3zb-dawfpxypr3tyxlxvo">
+      <w:hyperlink w:history="1" r:id="rIdehzq8-lgpstwd1tfph_01">
         <w:r>
           <w:rPr>
             <w:rStyle w:val="Hyperlink"/>
@@ -1686,7 +1686,7 @@
       <w:r>
         <w:t xml:space="preserve"> are effective communication tools. FBA prepared a storymap about </w:t>
       </w:r>
-      <w:hyperlink w:history="1" r:id="rIdlsi6h-cv4hww2prjl0l4x">
+      <w:hyperlink w:history="1" r:id="rId8hvxdkr2jdkdpj8zvsprj">
         <w:r>
           <w:rPr>
             <w:rStyle w:val="Hyperlink"/>
@@ -1754,7 +1754,7 @@
       <w:r>
         <w:t xml:space="preserve">. Conservation Measures Partnership. </w:t>
       </w:r>
-      <w:hyperlink w:history="1" r:id="rIdgivqtansfrzwihux17foo">
+      <w:hyperlink w:history="1" r:id="rIduvja7-yzyd0iyuytn-tkw">
         <w:r>
           <w:rPr>
             <w:rStyle w:val="Hyperlink"/>
@@ -1777,7 +1777,7 @@
       <w:r>
         <w:t xml:space="preserve">. Catholic Relief Services. </w:t>
       </w:r>
-      <w:hyperlink w:history="1" r:id="rIdkkvto00bzni7qcrna-wdh">
+      <w:hyperlink w:history="1" r:id="rIdqaiguglz6qils3ltprpol">
         <w:r>
           <w:rPr>
             <w:rStyle w:val="Hyperlink"/>
@@ -1800,7 +1800,7 @@
       <w:r>
         <w:t xml:space="preserve">. 3point.xyz. </w:t>
       </w:r>
-      <w:hyperlink w:history="1" r:id="rId7frmydojb6z33boc0-zlw">
+      <w:hyperlink w:history="1" r:id="rId4g_mqchnkcqxmzu5-dhii">
         <w:r>
           <w:rPr>
             <w:rStyle w:val="Hyperlink"/>
@@ -1823,7 +1823,7 @@
       <w:r>
         <w:t xml:space="preserve">. 3point.xyz. </w:t>
       </w:r>
-      <w:hyperlink w:history="1" r:id="rId0gdeqs9marwuolymbh-ar">
+      <w:hyperlink w:history="1" r:id="rIdbdirxyheokh_rjolf_8_3">
         <w:r>
           <w:rPr>
             <w:rStyle w:val="Hyperlink"/>
@@ -1846,7 +1846,7 @@
       <w:r>
         <w:t xml:space="preserve">. </w:t>
       </w:r>
-      <w:hyperlink w:history="1" r:id="rId3gpaopwpn9rikmjsx_zvb">
+      <w:hyperlink w:history="1" r:id="rIdv5fghpiwu07adwm3jggot">
         <w:r>
           <w:rPr>
             <w:rStyle w:val="Hyperlink"/>

--- a/chapters/exports/02-program.docx
+++ b/chapters/exports/02-program.docx
@@ -47,7 +47,7 @@
         <w:t xml:space="preserve">Mission alignment</w:t>
       </w:r>
       <w:r>
-        <w:t xml:space="preserve">. Explicitly designing programs before seeking to fund them helps businesses and organizations stay true to their missions. Without a well-designed program aimed at achieving long-term goals, the ever-present need to raise money can push you to pursue funding opportunities that are only peripherally related to your purpose. This “tail wagging the dog” scenario is less likely to occur when your team has gone through a thoughtful design process and has a document to refer back to when deciding whether or not to pursue new opportunities.</w:t>
+        <w:t xml:space="preserve">. Designing programs explicitly before seeking funding helps businesses and organizations stay true to their missions. Without a well-designed program aimed at achieving long-term goals, the ever-present need to raise money can push you to pursue funding opportunities that are only peripherally related to your purpose. This “tail wagging the dog” scenario is less likely when your team has gone through a thoughtful design process and has a document to refer back to when deciding whether to pursue new opportunities.</w:t>
       </w:r>
     </w:p>
     <w:p>
@@ -66,7 +66,7 @@
         <w:t xml:space="preserve">Program vs. project</w:t>
       </w:r>
       <w:r>
-        <w:t xml:space="preserve">. A project is a set of activities a team implements to achieve a specific objective. A program is a set of related projects, each with its own objectives, that work in concert to achieve a wider goal(s). A team guided by a well-designed program will carefully select projects based on their potential to contribute to institutional goals. Also, thoughtfully choosing projects can allow organizations to maximize finite resources—people, equipment, supplies, and money—thus increasing productivity and operational efficiency.</w:t>
+        <w:t xml:space="preserve">. A project is a set of activities a team implements to achieve a specific objective. A program is a set of related projects, each with its own objectives, that work in concert to achieve a wider goal(s). A team guided by a well-designed program will carefully select projects based on their potential to contribute to institutional goals. Thoughtful project selection can also help organizations maximize finite resources—people, equipment, supplies, and money—increasing productivity and operational efficiency.</w:t>
       </w:r>
     </w:p>
     <w:p>
@@ -85,7 +85,7 @@
         <w:t xml:space="preserve">Acknowledge assumptions</w:t>
       </w:r>
       <w:r>
-        <w:t xml:space="preserve">. All programs and projects have inherent assumptions in how they are implemented. Acknowledge these in your theory of change and periodically review whether they are correct. In other words, implement the tasks and interventions to solve the problem or create a solution to a problem that leads to the (assumed) intended outcomes.</w:t>
+        <w:t xml:space="preserve">. All programs and projects have inherent assumptions in how they are implemented. Acknowledge these in your theory of change and periodically review whether they are correct. In other words, implement tasks and interventions to solve the problem or create a solution that leads to the (assumed) intended outcomes.</w:t>
       </w:r>
     </w:p>
     <w:p>
@@ -110,7 +110,7 @@
         <w:t xml:space="preserve">Bunch (1982)</w:t>
       </w:r>
       <w:r>
-        <w:t xml:space="preserve">. Scaling successes is not just about expanding; it involves planning and cost estimates across a wider scope/region, feasible analytical methods, and strategy to theory of change linkages </w:t>
+        <w:t xml:space="preserve">. Scaling successes is not just about expansion; it involves planning and cost estimates across a wider scope/region, feasible analytical methods, and strategy-to-theory-of-change linkages </w:t>
       </w:r>
       <w:r>
         <w:t xml:space="preserve">Salafsky </w:t>
@@ -141,7 +141,7 @@
       <w:r>
         <w:t xml:space="preserve">The Forest Business Alliance (FBA) created this chapter to help grant seekers, program/project managers, and business owners design projects for submission to CAL FIRE’s Wood Products and Bioenergy Business and Workforce Development Grant </w:t>
       </w:r>
-      <w:hyperlink w:history="1" r:id="rId2ra43s9lautyteyklr0ys">
+      <w:hyperlink w:history="1" r:id="rIdkzajy4gl86amepyybje_h">
         <w:r>
           <w:rPr>
             <w:rStyle w:val="Hyperlink"/>
@@ -152,7 +152,7 @@
       <w:r>
         <w:t xml:space="preserve">. These guidance documents may also be useful for the USDA Forest Service’s Wood Innovation </w:t>
       </w:r>
-      <w:hyperlink w:history="1" r:id="rId_40v0cxizvgn1llq1iey4">
+      <w:hyperlink w:history="1" r:id="rId-ylhump3tcio1vkh0updr">
         <w:r>
           <w:rPr>
             <w:rStyle w:val="Hyperlink"/>
@@ -166,7 +166,7 @@
     </w:p>
     <w:p>
       <w:r>
-        <w:t xml:space="preserve">However, while providing technical assistance to businesses and nonprofits, we realized there was too much emphasis on creating projects to respond to proposal requests. Many organizations were developing projects without considering how they fit into a program or the broader organizational purpose, or, at worst, chasing funds without a plan or organizational priorities. Therefore, the guide emphasizes taking a step back from project planning to consider how it may fit into programmatic priorities and how you may need to retrofit strategic-level priorities in your organization.</w:t>
+        <w:t xml:space="preserve">However, while providing technical assistance to businesses and nonprofits, we realized there was too much emphasis on creating projects to respond to proposal requests. Many organizations developed projects without considering how they fit into a program or the broader organizational purpose, or, at worst, chased funds without a plan or clear organizational priorities. Therefore, the guide emphasizes stepping back from project planning to consider how it fits into programmatic priorities and whether you need to retrofit strategic-level priorities in your organization.</w:t>
       </w:r>
     </w:p>
     <w:p/>
@@ -232,7 +232,7 @@
     <w:p/>
     <w:p>
       <w:r>
-        <w:t xml:space="preserve">Competitive grant proposals are built around well-designed projects rooted in and contribute to thoughtfully planned programs. Projects that are well-designed are most effectively identified through proactive program planning. Program planning moves from the big picture (problems, needs, overarching goals, and desired outcomes) to an action-oriented project scale (what will you do to achieve the goals and outcomes, how long will that take, and how much will it cost).</w:t>
+        <w:t xml:space="preserve">Competitive grant proposals are built around well-designed projects rooted in and contributing to thoughtfully planned programs. Projects that are well-designed are most effectively identified through proactive program planning. Program planning moves from the big picture (problems, needs, overarching goals, and desired outcomes) to an action-oriented project scale (what you will do to achieve the goals and outcomes, how long it will take, and how much it will cost).</w:t>
       </w:r>
     </w:p>
     <w:p>
@@ -314,7 +314,7 @@
     </w:p>
     <w:p>
       <w:r>
-        <w:t xml:space="preserve">Please keep in mind that program design is iterative and dynamic. As you add detail and progress, the information you input during prior steps may need to be revised.</w:t>
+        <w:t xml:space="preserve">Please keep in mind that program design is iterative and dynamic. As you add detail and progress, you may need to revise the information you entered in earlier steps.</w:t>
       </w:r>
     </w:p>
     <w:p>
@@ -386,9 +386,9 @@
     </w:p>
     <w:p>
       <w:r>
-        <w:t xml:space="preserve">Program planning typically begins with a participatory assessment of your business and organization and with the board, stakeholders, and clients. Conducting a thorough situation or problem analysis is central to your assessment. Your organization or business should review available evidence to complete your analysis, identifying the direct threats, core problems, and indirect threats, also known as drivers and causes. Evidence can be in many formats, for example </w:t>
-      </w:r>
-      <w:hyperlink w:history="1" r:id="rIdo8uhbytpyvmsk1_ypa4rk">
+        <w:t xml:space="preserve">Program planning typically begins with a participatory assessment of your business and organization and with the board, stakeholders, and clients. Conducting a thorough situation or problem analysis is central to your assessment. Your organization or business should review available evidence to complete your analysis, identifying the direct threats, core problems, and indirect threats, also known as drivers and causes. Evidence can come in many formats, such as </w:t>
+      </w:r>
+      <w:hyperlink w:history="1" r:id="rIdg8jjadsc1carsnjjoo5q5">
         <w:r>
           <w:rPr>
             <w:rStyle w:val="Hyperlink"/>
@@ -397,12 +397,12 @@
         </w:r>
       </w:hyperlink>
       <w:r>
-        <w:t xml:space="preserve">, local studies or research on forest health, interviews with experts who possess historical knowledge and experience, or proven projects, pilots, or technologies with data to back up their outcomes.</w:t>
-      </w:r>
-    </w:p>
-    <w:p>
-      <w:r>
-        <w:t xml:space="preserve">A new or revised assessment should be completed when preparing grant proposals, designing new programs, or when several years have passed since a previous assessment.</w:t>
+        <w:t xml:space="preserve">, local studies or research on forest health, interviews with experts with historical knowledge and experience, or proven projects, pilots, or technologies with data to support their outcomes.</w:t>
+      </w:r>
+    </w:p>
+    <w:p>
+      <w:r>
+        <w:t xml:space="preserve">Complete a new or revised assessment when preparing grant proposals, designing new programs, or when several years have passed since a previous assessment.</w:t>
       </w:r>
     </w:p>
     <w:p/>
@@ -420,7 +420,7 @@
           <w:bCs/>
           <w:color w:val="FFFFFF"/>
         </w:rPr>
-        <w:t xml:space="preserve">Important</w:t>
+        <w:t xml:space="preserve">Situation Assessments</w:t>
       </w:r>
     </w:p>
     <w:p>
@@ -548,7 +548,7 @@
     </w:p>
     <w:p>
       <w:r>
-        <w:t xml:space="preserve">A situation model is a tool that visually portrays the relationships among the various factors in your situation analysis (</w:t>
+        <w:t xml:space="preserve">A situation model visually portrays the relationships among the various factors in your situation analysis (</w:t>
       </w:r>
       <w:r>
         <w:t xml:space="preserve">Figure </w:t>
@@ -557,7 +557,7 @@
         <w:t xml:space="preserve">1</w:t>
       </w:r>
       <w:r>
-        <w:t xml:space="preserve">). When presented visually, this analysis is more powerful. Both tools can explore and ultimately illustrate a program and its context. The model should illustrate the main cause-and-effect relationships and include the most important details, yet be as simple as possible. To the degree that it is feasible and useful, you should identify the actors behind key factors and discuss assumptions between the relationship factors. For example, in </w:t>
+        <w:t xml:space="preserve">). When presented visually, this analysis is more powerful. Both tools can explore and ultimately illustrate a program and its context. The model should show the main cause-and-effect relationships and include the most important details, while staying as simple as possible. When feasible and useful, identify the actors behind key factors and discuss assumptions between the relationship factors. For example, in </w:t>
       </w:r>
       <w:r>
         <w:t xml:space="preserve">Figure </w:t>
@@ -566,7 +566,7 @@
         <w:t xml:space="preserve">1</w:t>
       </w:r>
       <w:r>
-        <w:t xml:space="preserve"> arrows are essentially assumptions about the relationships between boxes in the assessment, e.g., tree mortality leads to increased fuel in a stand and alters the fire regime, especially in the absence of fire.</w:t>
+        <w:t xml:space="preserve">, arrows represent assumptions about the relationships between boxes in the assessment; for example, tree mortality increases fuel in a stand and alters the fire regime, especially in the absence of fire.</w:t>
       </w:r>
     </w:p>
     <w:p>
@@ -580,7 +580,7 @@
         <w:t xml:space="preserve">2</w:t>
       </w:r>
       <w:r>
-        <w:t xml:space="preserve"> depicts a conservation-focused model, a business can easily adapt it to suit its business model. The drivers and threats to healthy forests will remain the same in a forested system, but the strategy, scope, and targets may change. For instance, a wood products business may be focused on utilizing the wood removed by thinning projects and possibly increasing workforce capacity. Adapting the situation model to a forest business may look like </w:t>
+        <w:t xml:space="preserve"> depicts a conservation-focused model, a business can easily adapt it to suit its business model. The drivers and threats to healthy forests will remain the same in a forested system, but the strategy, scope, and targets may change. For instance, a wood products business may focus on using the wood removed by thinning projects and possibly increasing workforce capacity. Adapting the situation model to a forest business may look like </w:t>
       </w:r>
       <w:r>
         <w:t xml:space="preserve">Figure </w:t>
@@ -680,7 +680,7 @@
         <w:t xml:space="preserve">3</w:t>
       </w:r>
       <w:r>
-        <w:t xml:space="preserve">). These causal diagrams help you identify and study core problems by identifying their immediate and underlying causes and their negative effects. This analysis, in turn, allows you to identify solutions and desired outcomes that will address the problems rather than their symptoms. A problem tree is also useful for understanding the linkages between your program actions and desired outcomes.</w:t>
+        <w:t xml:space="preserve">). These causal diagrams help you identify and study core problems by identifying their immediate and underlying causes and their negative effects. This analysis, in turn, helps you identify solutions and desired outcomes that address the problems rather than their symptoms. A problem tree is also useful for understanding the linkages between your program actions and desired outcomes.</w:t>
       </w:r>
     </w:p>
     <w:p>
@@ -1000,7 +1000,7 @@
     </w:p>
     <w:p>
       <w:r>
-        <w:t xml:space="preserve">The theory of change is not simply a narrative description of the results framework because the results framework only reflects the elements (the “ifs” and “then” parts) that the project will deliver, whereas the theory of change also states those actions or contributions critical to the project success but which you expect other actors to deliver. In other words, the theory of change reflects both the results framework and the project’s hypotheses and assumptions. Remember that the theory of change can be developed for different levels of the objectives hierarchy. A “high‑level” theory of change articulates how achieving the project’s objectives will contribute to longer‑term, broader, lasting change (project’s goal). You should minimally create a theory of change at this level. However, it may be necessary to create links from all project strategies to outcomes.</w:t>
+        <w:t xml:space="preserve">The theory of change is not simply a narrative description of the results framework because the results framework only reflects the elements (the “ifs” and “then” parts) that the project will deliver, whereas the theory of change also states those actions or contributions critical to the project’s success but which you expect other actors to deliver. In other words, the theory of change reflects both the results framework and the project’s hypotheses and assumptions. Remember that you can develop the theory of change at different levels of the objectives hierarchy. A “high‑level” theory of change articulates how achieving the project’s objectives will contribute to longer‑term, broader, lasting change (project goals). You should minimally create a theory of change at this level. However, you may need to link all project strategies to outcomes.</w:t>
       </w:r>
     </w:p>
     <w:p>
@@ -1209,7 +1209,7 @@
     </w:p>
     <w:p>
       <w:r>
-        <w:t xml:space="preserve">Goals and objectives are often reversed, conflated, or used interchangeably by organizations, businesses, and agencies. Goals and objectives are distinct, important planning terms that identify programmatic success when conceived and well-written, e.g., how you want the world to change. Below, we provide guidance on creating statements for each level. Review CAL FIRE’s required metrics before you develop your goals and objective statements. Reviewing and understanding them is necessary for creating goals and objectives that align with CAL FIRE’s goals.</w:t>
+        <w:t xml:space="preserve">Organizations, businesses, and agencies often reverse, conflate, or use goals and objectives interchangeably. Goals and objectives are distinct, important planning terms that identify programmatic success when conceived and well-written, e.g., how you want the world to change. Below, we provide guidance on creating statements for each level. Review CAL FIRE’s required metrics before you develop your goals and objective statements. Reviewing and understanding them is necessary for creating goals and objectives that align with CAL FIRE’s goals.</w:t>
       </w:r>
     </w:p>
     <w:p/>
@@ -1238,7 +1238,7 @@
         <w:ind w:left="288" w:right="288"/>
       </w:pPr>
       <w:r>
-        <w:t xml:space="preserve">Goals and objectives are critical for program design, maintaining focus, and measuring success over time. Some key factors for successful wood product and forest health businesses and organization include</w:t>
+        <w:t xml:space="preserve">Goals and objectives are critical for program design, maintaining focus, and measuring success over time. Some key factors for successful wood product and forest health businesses and organizations include</w:t>
       </w:r>
     </w:p>
     <w:p>
@@ -1280,7 +1280,7 @@
         <w:t xml:space="preserve">Networking</w:t>
       </w:r>
       <w:r>
-        <w:t xml:space="preserve">. Network across professional in the field to see their approaches, how they’ve solved problems, and develop and possible partnerships.</w:t>
+        <w:t xml:space="preserve">. Network with professionals in the field to learn their approaches, how they’ve solved problems, and potential partnerships.</w:t>
       </w:r>
     </w:p>
     <w:p>
@@ -1299,7 +1299,7 @@
         <w:t xml:space="preserve">Compliance</w:t>
       </w:r>
       <w:r>
-        <w:t xml:space="preserve">. Start and CEQA/NEPA compliance early and budget properly for the documents and permits you need to get that first spade in the ground.</w:t>
+        <w:t xml:space="preserve">. Start CEQA/NEPA compliance early and budget properly for the documents and permits you need to get that first spade in the ground.</w:t>
       </w:r>
     </w:p>
     <w:p>
@@ -1318,7 +1318,7 @@
         <w:t xml:space="preserve">Feedstock agreements</w:t>
       </w:r>
       <w:r>
-        <w:t xml:space="preserve">. Make sure to secure long-term feedstock agreements from the landowner where your wood is sourced. It can be exceptionally difficult to arrange terms longer than three years with public agencies, so the earlier you start, the better. For more detail on this topic and potential solutions, see </w:t>
+        <w:t xml:space="preserve">. Secure long-term feedstock agreements with the landowner where you source your wood. It can be exceptionally difficult to arrange terms longer than three years with public agencies, so start early. For more detail on this topic and potential solutions, see </w:t>
       </w:r>
       <w:r>
         <w:t xml:space="preserve">Russell (2025)</w:t>
@@ -1343,7 +1343,7 @@
         <w:t xml:space="preserve">Funding</w:t>
       </w:r>
       <w:r>
-        <w:t xml:space="preserve">. This is the big one, and the most challenging. However, if you organize your plans, your pitch deck, and your business idea is good and fills a key need, the funding will come. Don’t confuse funding and finance, they’re two very different things, but you need to do both. There are many options for collaborative finance in the forestry and water worlds </w:t>
+        <w:t xml:space="preserve">. This is the big one, and the most challenging. However, if you organize your plans, your pitch deck, and your business idea is good and fills a key need, the funding will come. Don’t confuse funding and finance; they’re two very different things, but you need to do both. There are many options for collaborative finance in the forestry and water worlds </w:t>
       </w:r>
       <w:r>
         <w:t xml:space="preserve">(</w:t>
@@ -1368,7 +1368,7 @@
         <w:t xml:space="preserve">Goals</w:t>
       </w:r>
       <w:r>
-        <w:t xml:space="preserve"> are the high-level, long-term results and impacts an organization or business seeks to achieve. Derived from the scope of your situation assessment, they represent the desired status of the specific targets identified. Like objectives, goals are specific, measurable, and time-bound but typically over a much longer period, e.g., decades rather than months or years. Unlike objectives, the project’s goal statement is usually general and abstract, describing a desired state beyond the project’s life. For this reason, a goal will not have an associated indicator. Program goals are the nexus for your organization’s projects.</w:t>
+        <w:t xml:space="preserve"> are the high-level, long-term results and impacts an organization or business seeks to achieve. Derived from the scope of your situation assessment, they represent the desired status of the identified targets. Like objectives, goals are specific, measurable, and time-bound but typically over a much longer period, e.g., decades rather than months or years. Unlike objectives, the project’s goal statement is usually general and abstract, describing a desired state beyond the project’s life. For this reason, a goal will not have an associated indicator. Program goals are the nexus for your organization’s projects.</w:t>
       </w:r>
     </w:p>
     <w:p/>
@@ -1410,7 +1410,7 @@
         <w:t xml:space="preserve">Objectives</w:t>
       </w:r>
       <w:r>
-        <w:t xml:space="preserve"> represent the higher-order changes in systems, communities, or organizations that can reasonably be achieved during a project’s time frame and provide the building blocks to achieve goals. Well-written objectives are SMART = specific, measurable, achievable, results-oriented, and time-bound and are tied to the intermediate results and outcomes in a theory of change or results chain. In many projects, objectives reflect the benefits expected to occur by the end of the project as a result of behavioral changes at the interim results level. Goals are how you want the world to be, and objectives describe what you will do to reach those goals.</w:t>
+        <w:t xml:space="preserve"> represent higher-order changes in systems, communities, or organizations that can reasonably be achieved within a project’s time frame and provide the building blocks for achieving goals. Well-written objectives are SMART (specific, measurable, achievable, results-oriented, and time-bound) and tied to the intermediate results and outcomes in a theory of change or results chain. In many projects, objectives reflect the benefits expected to occur by the end of the project as a result of behavioral changes at the interim results level. Goals are how you want the world to be, and objectives describe what you will do to reach those goals.</w:t>
       </w:r>
     </w:p>
     <w:p/>
@@ -1509,7 +1509,7 @@
         <w:t xml:space="preserve">Monitoring Plan</w:t>
       </w:r>
       <w:r>
-        <w:t xml:space="preserve">. Once the situation assessment, theory of change, and programmatic goals/objectives are completed, it’s time to develop a monitoring plan. We will cover this in more depth in Chapter 3.</w:t>
+        <w:t xml:space="preserve">. Once you complete the situation assessment, theory of change, and programmatic goals/objectives, it’s time to develop a monitoring plan. We will cover this in more depth in Chapter 3.</w:t>
       </w:r>
     </w:p>
     <w:p>
@@ -1569,7 +1569,7 @@
       <w:r>
         <w:t xml:space="preserve">The </w:t>
       </w:r>
-      <w:hyperlink w:history="1" r:id="rIdmf3nlov5oo0zlikpl_uey">
+      <w:hyperlink w:history="1" r:id="rIddbpmonshv9318pqjjcro3">
         <w:r>
           <w:rPr>
             <w:rStyle w:val="Hyperlink"/>
@@ -1584,7 +1584,7 @@
         <w:t xml:space="preserve">CMP (2025)</w:t>
       </w:r>
       <w:r>
-        <w:t xml:space="preserve"> is a definitive resource for program and project design.</w:t>
+        <w:t xml:space="preserve">, is a definitive resource for program and project design.</w:t>
       </w:r>
     </w:p>
     <w:p>
@@ -1595,7 +1595,7 @@
           <w:numId w:val="20"/>
         </w:numPr>
       </w:pPr>
-      <w:hyperlink w:history="1" r:id="rIdb-qleh5jukh-l-rlc0ey_">
+      <w:hyperlink w:history="1" r:id="rIdzqe4hvphicndh-z_q2kbj">
         <w:r>
           <w:rPr>
             <w:rStyle w:val="Hyperlink"/>
@@ -1624,7 +1624,7 @@
       <w:r>
         <w:t xml:space="preserve">Business planning differs from organizational planning and typically focuses on developing a strategic business plan and pitch deck. See the </w:t>
       </w:r>
-      <w:hyperlink w:history="1" r:id="rIdcqkzvuggl1trlbkrpyu4a">
+      <w:hyperlink w:history="1" r:id="rIdf9widowgvulneh7rmtrkx">
         <w:r>
           <w:rPr>
             <w:rStyle w:val="Hyperlink"/>
@@ -1635,7 +1635,7 @@
       <w:r>
         <w:t xml:space="preserve"> templates page for a business plan template. For a forest product business plan, see </w:t>
       </w:r>
-      <w:hyperlink w:history="1" r:id="rIdjmbsfwlj0tmsiqs9jb8ka">
+      <w:hyperlink w:history="1" r:id="rIduyjfmso3f44rm32jixqv2">
         <w:r>
           <w:rPr>
             <w:rStyle w:val="Hyperlink"/>
@@ -1655,7 +1655,7 @@
           <w:numId w:val="20"/>
         </w:numPr>
       </w:pPr>
-      <w:hyperlink w:history="1" r:id="rIdmhsqz8vp4ithdzeqwbwye">
+      <w:hyperlink w:history="1" r:id="rId3ikx_rl8msqludosoofbv">
         <w:r>
           <w:rPr>
             <w:rStyle w:val="Hyperlink"/>
@@ -1675,7 +1675,7 @@
           <w:numId w:val="20"/>
         </w:numPr>
       </w:pPr>
-      <w:hyperlink w:history="1" r:id="rIdehzq8-lgpstwd1tfph_01">
+      <w:hyperlink w:history="1" r:id="rIdaqjbyr0_v6tuuk7nafqxv">
         <w:r>
           <w:rPr>
             <w:rStyle w:val="Hyperlink"/>
@@ -1686,7 +1686,7 @@
       <w:r>
         <w:t xml:space="preserve"> are effective communication tools. FBA prepared a storymap about </w:t>
       </w:r>
-      <w:hyperlink w:history="1" r:id="rId8hvxdkr2jdkdpj8zvsprj">
+      <w:hyperlink w:history="1" r:id="rIdbs43egxz1me3bjzimoxgp">
         <w:r>
           <w:rPr>
             <w:rStyle w:val="Hyperlink"/>
@@ -1754,7 +1754,7 @@
       <w:r>
         <w:t xml:space="preserve">. Conservation Measures Partnership. </w:t>
       </w:r>
-      <w:hyperlink w:history="1" r:id="rIduvja7-yzyd0iyuytn-tkw">
+      <w:hyperlink w:history="1" r:id="rIdfgocbqy4uoyuruqi6f2oc">
         <w:r>
           <w:rPr>
             <w:rStyle w:val="Hyperlink"/>
@@ -1777,7 +1777,7 @@
       <w:r>
         <w:t xml:space="preserve">. Catholic Relief Services. </w:t>
       </w:r>
-      <w:hyperlink w:history="1" r:id="rIdqaiguglz6qils3ltprpol">
+      <w:hyperlink w:history="1" r:id="rIdmeorakrz4yisfpppoaavh">
         <w:r>
           <w:rPr>
             <w:rStyle w:val="Hyperlink"/>
@@ -1800,7 +1800,7 @@
       <w:r>
         <w:t xml:space="preserve">. 3point.xyz. </w:t>
       </w:r>
-      <w:hyperlink w:history="1" r:id="rId4g_mqchnkcqxmzu5-dhii">
+      <w:hyperlink w:history="1" r:id="rIdwgnyvm2nswk20b0a5v3l1">
         <w:r>
           <w:rPr>
             <w:rStyle w:val="Hyperlink"/>
@@ -1823,7 +1823,7 @@
       <w:r>
         <w:t xml:space="preserve">. 3point.xyz. </w:t>
       </w:r>
-      <w:hyperlink w:history="1" r:id="rIdbdirxyheokh_rjolf_8_3">
+      <w:hyperlink w:history="1" r:id="rIdlk3advzh3jdy55pg5bwq4">
         <w:r>
           <w:rPr>
             <w:rStyle w:val="Hyperlink"/>
@@ -1846,7 +1846,7 @@
       <w:r>
         <w:t xml:space="preserve">. </w:t>
       </w:r>
-      <w:hyperlink w:history="1" r:id="rIdv5fghpiwu07adwm3jggot">
+      <w:hyperlink w:history="1" r:id="rId1dpc1dzut4lip7n2hetc-">
         <w:r>
           <w:rPr>
             <w:rStyle w:val="Hyperlink"/>
